--- a/SKILL-6.docx
+++ b/SKILL-6.docx
@@ -20,29 +20,7 @@
           <w:sz w:val="28"/>
           <w:szCs w:val="28"/>
         </w:rPr>
-        <w:t xml:space="preserve">NAME: GURRALA HAREESH REDDY               ID NO:2400090155                        SEC </w:t>
-      </w:r>
-      <w:proofErr w:type="gramStart"/>
-      <w:r>
-        <w:rPr>
-          <w:b/>
-          <w:bCs/>
-          <w:color w:val="EE0000"/>
-          <w:sz w:val="28"/>
-          <w:szCs w:val="28"/>
-        </w:rPr>
-        <w:t>NO :</w:t>
-      </w:r>
-      <w:proofErr w:type="gramEnd"/>
-      <w:r>
-        <w:rPr>
-          <w:b/>
-          <w:bCs/>
-          <w:color w:val="EE0000"/>
-          <w:sz w:val="28"/>
-          <w:szCs w:val="28"/>
-        </w:rPr>
-        <w:t xml:space="preserve"> 06</w:t>
+        <w:t>NAME: GURRALA HAREESH REDDY               ID NO:2400090155                        SEC NO : 06</w:t>
       </w:r>
     </w:p>
     <w:p>
@@ -150,7 +128,7 @@
       </w:pPr>
       <w:r>
         <w:pict w14:anchorId="7BF8E8A3">
-          <v:rect id="_x0000_i1055" style="width:0;height:1.5pt" o:hralign="center" o:hrstd="t" o:hr="t" fillcolor="#a0a0a0" stroked="f"/>
+          <v:rect id="_x0000_i1025" style="width:0;height:1.5pt" o:hralign="center" o:hrstd="t" o:hr="t" fillcolor="#a0a0a0" stroked="f"/>
         </w:pict>
       </w:r>
     </w:p>
@@ -201,55 +179,27 @@
         </w:tabs>
       </w:pPr>
       <w:r>
-        <w:t xml:space="preserve">&lt;project </w:t>
-      </w:r>
-      <w:proofErr w:type="spellStart"/>
-      <w:r>
-        <w:t>xmlns</w:t>
-      </w:r>
-      <w:proofErr w:type="spellEnd"/>
-      <w:r>
-        <w:t>="http://maven.apache.org/POM/4.0.0"</w:t>
-      </w:r>
-    </w:p>
-    <w:p>
-      <w:pPr>
-        <w:tabs>
-          <w:tab w:val="left" w:pos="-1134"/>
-        </w:tabs>
-      </w:pPr>
-      <w:r>
-        <w:t xml:space="preserve">         </w:t>
-      </w:r>
-      <w:proofErr w:type="spellStart"/>
-      <w:proofErr w:type="gramStart"/>
-      <w:r>
-        <w:t>xmlns:xsi</w:t>
-      </w:r>
-      <w:proofErr w:type="spellEnd"/>
-      <w:proofErr w:type="gramEnd"/>
-      <w:r>
-        <w:t>="http://www.w3.org/2001/XMLSchema-instance"</w:t>
-      </w:r>
-    </w:p>
-    <w:p>
-      <w:pPr>
-        <w:tabs>
-          <w:tab w:val="left" w:pos="-1134"/>
-        </w:tabs>
-      </w:pPr>
-      <w:r>
-        <w:t xml:space="preserve">         </w:t>
-      </w:r>
-      <w:proofErr w:type="spellStart"/>
-      <w:proofErr w:type="gramStart"/>
-      <w:r>
-        <w:t>xsi:schemaLocation</w:t>
-      </w:r>
-      <w:proofErr w:type="spellEnd"/>
-      <w:proofErr w:type="gramEnd"/>
-      <w:r>
-        <w:t>="http://maven.apache.org/POM/4.0.0</w:t>
+        <w:t>&lt;project xmlns="http://maven.apache.org/POM/4.0.0"</w:t>
+      </w:r>
+    </w:p>
+    <w:p>
+      <w:pPr>
+        <w:tabs>
+          <w:tab w:val="left" w:pos="-1134"/>
+        </w:tabs>
+      </w:pPr>
+      <w:r>
+        <w:t xml:space="preserve">         xmlns:xsi="http://www.w3.org/2001/XMLSchema-instance"</w:t>
+      </w:r>
+    </w:p>
+    <w:p>
+      <w:pPr>
+        <w:tabs>
+          <w:tab w:val="left" w:pos="-1134"/>
+        </w:tabs>
+      </w:pPr>
+      <w:r>
+        <w:t xml:space="preserve">         xsi:schemaLocation="http://maven.apache.org/POM/4.0.0</w:t>
       </w:r>
     </w:p>
     <w:p>
@@ -269,83 +219,27 @@
         </w:tabs>
       </w:pPr>
       <w:r>
-        <w:t xml:space="preserve">    &lt;</w:t>
-      </w:r>
-      <w:proofErr w:type="spellStart"/>
-      <w:r>
-        <w:t>modelVersion</w:t>
-      </w:r>
-      <w:proofErr w:type="spellEnd"/>
-      <w:r>
-        <w:t>&gt;4.0.0&lt;/</w:t>
-      </w:r>
-      <w:proofErr w:type="spellStart"/>
-      <w:r>
-        <w:t>modelVersion</w:t>
-      </w:r>
-      <w:proofErr w:type="spellEnd"/>
-      <w:r>
-        <w:t>&gt;</w:t>
-      </w:r>
-    </w:p>
-    <w:p>
-      <w:pPr>
-        <w:tabs>
-          <w:tab w:val="left" w:pos="-1134"/>
-        </w:tabs>
-      </w:pPr>
-      <w:r>
-        <w:t xml:space="preserve">    &lt;</w:t>
-      </w:r>
-      <w:proofErr w:type="spellStart"/>
-      <w:r>
-        <w:t>groupId</w:t>
-      </w:r>
-      <w:proofErr w:type="spellEnd"/>
-      <w:r>
-        <w:t>&gt;</w:t>
-      </w:r>
-      <w:proofErr w:type="spellStart"/>
-      <w:r>
-        <w:t>com.example</w:t>
-      </w:r>
-      <w:proofErr w:type="spellEnd"/>
-      <w:r>
-        <w:t>&lt;/</w:t>
-      </w:r>
-      <w:proofErr w:type="spellStart"/>
-      <w:r>
-        <w:t>groupId</w:t>
-      </w:r>
-      <w:proofErr w:type="spellEnd"/>
-      <w:r>
-        <w:t>&gt;</w:t>
-      </w:r>
-    </w:p>
-    <w:p>
-      <w:pPr>
-        <w:tabs>
-          <w:tab w:val="left" w:pos="-1134"/>
-        </w:tabs>
-      </w:pPr>
-      <w:r>
-        <w:t xml:space="preserve">    &lt;</w:t>
-      </w:r>
-      <w:proofErr w:type="spellStart"/>
-      <w:r>
-        <w:t>artifactId</w:t>
-      </w:r>
-      <w:proofErr w:type="spellEnd"/>
-      <w:r>
-        <w:t>&gt;skill-6-spring-mvc-demo&lt;/</w:t>
-      </w:r>
-      <w:proofErr w:type="spellStart"/>
-      <w:r>
-        <w:t>artifactId</w:t>
-      </w:r>
-      <w:proofErr w:type="spellEnd"/>
-      <w:r>
-        <w:t>&gt;</w:t>
+        <w:t xml:space="preserve">    &lt;modelVersion&gt;4.0.0&lt;/modelVersion&gt;</w:t>
+      </w:r>
+    </w:p>
+    <w:p>
+      <w:pPr>
+        <w:tabs>
+          <w:tab w:val="left" w:pos="-1134"/>
+        </w:tabs>
+      </w:pPr>
+      <w:r>
+        <w:t xml:space="preserve">    &lt;groupId&gt;com.example&lt;/groupId&gt;</w:t>
+      </w:r>
+    </w:p>
+    <w:p>
+      <w:pPr>
+        <w:tabs>
+          <w:tab w:val="left" w:pos="-1134"/>
+        </w:tabs>
+      </w:pPr>
+      <w:r>
+        <w:t xml:space="preserve">    &lt;artifactId&gt;skill-6-spring-mvc-demo&lt;/artifactId&gt;</w:t>
       </w:r>
     </w:p>
     <w:p>
@@ -385,62 +279,17 @@
         </w:tabs>
       </w:pPr>
       <w:r>
-        <w:t xml:space="preserve">        </w:t>
-      </w:r>
-      <w:proofErr w:type="gramStart"/>
-      <w:r>
-        <w:t>&lt;</w:t>
-      </w:r>
-      <w:proofErr w:type="spellStart"/>
-      <w:r>
-        <w:t>groupId</w:t>
-      </w:r>
-      <w:proofErr w:type="spellEnd"/>
-      <w:r>
-        <w:t>&gt;</w:t>
-      </w:r>
-      <w:proofErr w:type="spellStart"/>
-      <w:r>
-        <w:t>org.springframework.boot</w:t>
-      </w:r>
-      <w:proofErr w:type="spellEnd"/>
-      <w:proofErr w:type="gramEnd"/>
-      <w:r>
-        <w:t>&lt;/</w:t>
-      </w:r>
-      <w:proofErr w:type="spellStart"/>
-      <w:r>
-        <w:t>groupId</w:t>
-      </w:r>
-      <w:proofErr w:type="spellEnd"/>
-      <w:r>
-        <w:t>&gt;</w:t>
-      </w:r>
-    </w:p>
-    <w:p>
-      <w:pPr>
-        <w:tabs>
-          <w:tab w:val="left" w:pos="-1134"/>
-        </w:tabs>
-      </w:pPr>
-      <w:r>
-        <w:t xml:space="preserve">        &lt;</w:t>
-      </w:r>
-      <w:proofErr w:type="spellStart"/>
-      <w:r>
-        <w:t>artifactId</w:t>
-      </w:r>
-      <w:proofErr w:type="spellEnd"/>
-      <w:r>
-        <w:t>&gt;spring-boot-starter-parent&lt;/</w:t>
-      </w:r>
-      <w:proofErr w:type="spellStart"/>
-      <w:r>
-        <w:t>artifactId</w:t>
-      </w:r>
-      <w:proofErr w:type="spellEnd"/>
-      <w:r>
-        <w:t>&gt;</w:t>
+        <w:t xml:space="preserve">        &lt;groupId&gt;org.springframework.boot&lt;/groupId&gt;</w:t>
+      </w:r>
+    </w:p>
+    <w:p>
+      <w:pPr>
+        <w:tabs>
+          <w:tab w:val="left" w:pos="-1134"/>
+        </w:tabs>
+      </w:pPr>
+      <w:r>
+        <w:t xml:space="preserve">        &lt;artifactId&gt;spring-boot-starter-parent&lt;/artifactId&gt;</w:t>
       </w:r>
     </w:p>
     <w:p>
@@ -460,15 +309,7 @@
         </w:tabs>
       </w:pPr>
       <w:r>
-        <w:t xml:space="preserve">        &lt;</w:t>
-      </w:r>
-      <w:proofErr w:type="spellStart"/>
-      <w:r>
-        <w:t>relativePath</w:t>
-      </w:r>
-      <w:proofErr w:type="spellEnd"/>
-      <w:r>
-        <w:t>/&gt;</w:t>
+        <w:t xml:space="preserve">        &lt;relativePath/&gt;</w:t>
       </w:r>
     </w:p>
     <w:p>
@@ -508,62 +349,18 @@
         </w:tabs>
       </w:pPr>
       <w:r>
-        <w:t xml:space="preserve">            </w:t>
-      </w:r>
-      <w:proofErr w:type="gramStart"/>
-      <w:r>
-        <w:t>&lt;</w:t>
-      </w:r>
-      <w:proofErr w:type="spellStart"/>
-      <w:r>
-        <w:t>groupId</w:t>
-      </w:r>
-      <w:proofErr w:type="spellEnd"/>
-      <w:r>
-        <w:t>&gt;</w:t>
-      </w:r>
-      <w:proofErr w:type="spellStart"/>
-      <w:r>
-        <w:t>org.springframework.boot</w:t>
-      </w:r>
-      <w:proofErr w:type="spellEnd"/>
-      <w:proofErr w:type="gramEnd"/>
-      <w:r>
-        <w:t>&lt;/</w:t>
-      </w:r>
-      <w:proofErr w:type="spellStart"/>
-      <w:r>
-        <w:t>groupId</w:t>
-      </w:r>
-      <w:proofErr w:type="spellEnd"/>
-      <w:r>
-        <w:t>&gt;</w:t>
-      </w:r>
-    </w:p>
-    <w:p>
-      <w:pPr>
-        <w:tabs>
-          <w:tab w:val="left" w:pos="-1134"/>
-        </w:tabs>
-      </w:pPr>
-      <w:r>
-        <w:t xml:space="preserve">            &lt;</w:t>
-      </w:r>
-      <w:proofErr w:type="spellStart"/>
-      <w:r>
-        <w:t>artifactId</w:t>
-      </w:r>
-      <w:proofErr w:type="spellEnd"/>
-      <w:r>
-        <w:t>&gt;spring-boot-starter-web&lt;/</w:t>
-      </w:r>
-      <w:proofErr w:type="spellStart"/>
-      <w:r>
-        <w:t>artifactId</w:t>
-      </w:r>
-      <w:proofErr w:type="spellEnd"/>
-      <w:r>
-        <w:t>&gt;</w:t>
+        <w:t xml:space="preserve">            &lt;groupId&gt;org.springframework.boot&lt;/groupId&gt;</w:t>
+      </w:r>
+    </w:p>
+    <w:p>
+      <w:pPr>
+        <w:tabs>
+          <w:tab w:val="left" w:pos="-1134"/>
+        </w:tabs>
+      </w:pPr>
+      <w:r>
+        <w:lastRenderedPageBreak/>
+        <w:t xml:space="preserve">            &lt;artifactId&gt;spring-boot-starter-web&lt;/artifactId&gt;</w:t>
       </w:r>
     </w:p>
     <w:p>
@@ -593,7 +390,6 @@
         </w:tabs>
       </w:pPr>
       <w:r>
-        <w:lastRenderedPageBreak/>
         <w:t xml:space="preserve">    &lt;build&gt;</w:t>
       </w:r>
     </w:p>
@@ -624,62 +420,17 @@
         </w:tabs>
       </w:pPr>
       <w:r>
-        <w:t xml:space="preserve">                </w:t>
-      </w:r>
-      <w:proofErr w:type="gramStart"/>
-      <w:r>
-        <w:t>&lt;</w:t>
-      </w:r>
-      <w:proofErr w:type="spellStart"/>
-      <w:r>
-        <w:t>groupId</w:t>
-      </w:r>
-      <w:proofErr w:type="spellEnd"/>
-      <w:r>
-        <w:t>&gt;</w:t>
-      </w:r>
-      <w:proofErr w:type="spellStart"/>
-      <w:r>
-        <w:t>org.springframework.boot</w:t>
-      </w:r>
-      <w:proofErr w:type="spellEnd"/>
-      <w:proofErr w:type="gramEnd"/>
-      <w:r>
-        <w:t>&lt;/</w:t>
-      </w:r>
-      <w:proofErr w:type="spellStart"/>
-      <w:r>
-        <w:t>groupId</w:t>
-      </w:r>
-      <w:proofErr w:type="spellEnd"/>
-      <w:r>
-        <w:t>&gt;</w:t>
-      </w:r>
-    </w:p>
-    <w:p>
-      <w:pPr>
-        <w:tabs>
-          <w:tab w:val="left" w:pos="-1134"/>
-        </w:tabs>
-      </w:pPr>
-      <w:r>
-        <w:t xml:space="preserve">                &lt;</w:t>
-      </w:r>
-      <w:proofErr w:type="spellStart"/>
-      <w:r>
-        <w:t>artifactId</w:t>
-      </w:r>
-      <w:proofErr w:type="spellEnd"/>
-      <w:r>
-        <w:t>&gt;spring-boot-maven-plugin&lt;/</w:t>
-      </w:r>
-      <w:proofErr w:type="spellStart"/>
-      <w:r>
-        <w:t>artifactId</w:t>
-      </w:r>
-      <w:proofErr w:type="spellEnd"/>
-      <w:r>
-        <w:t>&gt;</w:t>
+        <w:t xml:space="preserve">                &lt;groupId&gt;org.springframework.boot&lt;/groupId&gt;</w:t>
+      </w:r>
+    </w:p>
+    <w:p>
+      <w:pPr>
+        <w:tabs>
+          <w:tab w:val="left" w:pos="-1134"/>
+        </w:tabs>
+      </w:pPr>
+      <w:r>
+        <w:t xml:space="preserve">                &lt;artifactId&gt;spring-boot-maven-plugin&lt;/artifactId&gt;</w:t>
       </w:r>
     </w:p>
     <w:p>
@@ -732,7 +483,7 @@
           <w:szCs w:val="36"/>
         </w:rPr>
       </w:pPr>
-      <w:hyperlink r:id="rId5" w:history="1">
+      <w:hyperlink r:id="rId7" w:history="1">
         <w:r>
           <w:rPr>
             <w:rStyle w:val="Hyperlink"/>
@@ -750,15 +501,7 @@
         </w:tabs>
       </w:pPr>
       <w:r>
-        <w:t xml:space="preserve">package </w:t>
-      </w:r>
-      <w:proofErr w:type="spellStart"/>
-      <w:r>
-        <w:t>main.java.com.example</w:t>
-      </w:r>
-      <w:proofErr w:type="spellEnd"/>
-      <w:r>
-        <w:t>;</w:t>
+        <w:t>package main.java.com.example;</w:t>
       </w:r>
     </w:p>
     <w:p>
@@ -822,40 +565,24 @@
         </w:tabs>
       </w:pPr>
       <w:r>
-        <w:t xml:space="preserve">    public </w:t>
-      </w:r>
-      <w:proofErr w:type="gramStart"/>
-      <w:r>
-        <w:t>Book(</w:t>
-      </w:r>
-      <w:proofErr w:type="gramEnd"/>
-      <w:r>
-        <w:t>) {}</w:t>
-      </w:r>
-    </w:p>
-    <w:p>
-      <w:pPr>
-        <w:tabs>
-          <w:tab w:val="left" w:pos="-1134"/>
-        </w:tabs>
-      </w:pPr>
-    </w:p>
-    <w:p>
-      <w:pPr>
-        <w:tabs>
-          <w:tab w:val="left" w:pos="-1134"/>
-        </w:tabs>
-      </w:pPr>
-      <w:r>
-        <w:t xml:space="preserve">    public </w:t>
-      </w:r>
-      <w:proofErr w:type="gramStart"/>
-      <w:r>
-        <w:t>Book(</w:t>
-      </w:r>
-      <w:proofErr w:type="gramEnd"/>
-      <w:r>
-        <w:t>int id, String title, String author) {</w:t>
+        <w:t xml:space="preserve">    public Book() {}</w:t>
+      </w:r>
+    </w:p>
+    <w:p>
+      <w:pPr>
+        <w:tabs>
+          <w:tab w:val="left" w:pos="-1134"/>
+        </w:tabs>
+      </w:pPr>
+    </w:p>
+    <w:p>
+      <w:pPr>
+        <w:tabs>
+          <w:tab w:val="left" w:pos="-1134"/>
+        </w:tabs>
+      </w:pPr>
+      <w:r>
+        <w:t xml:space="preserve">    public Book(int id, String title, String author) {</w:t>
       </w:r>
     </w:p>
     <w:p>
@@ -875,37 +602,17 @@
         </w:tabs>
       </w:pPr>
       <w:r>
-        <w:t xml:space="preserve">        </w:t>
-      </w:r>
-      <w:proofErr w:type="spellStart"/>
-      <w:proofErr w:type="gramStart"/>
-      <w:r>
-        <w:t>this.title</w:t>
-      </w:r>
-      <w:proofErr w:type="spellEnd"/>
-      <w:proofErr w:type="gramEnd"/>
-      <w:r>
-        <w:t xml:space="preserve"> = title;</w:t>
-      </w:r>
-    </w:p>
-    <w:p>
-      <w:pPr>
-        <w:tabs>
-          <w:tab w:val="left" w:pos="-1134"/>
-        </w:tabs>
-      </w:pPr>
-      <w:r>
-        <w:t xml:space="preserve">        </w:t>
-      </w:r>
-      <w:proofErr w:type="spellStart"/>
-      <w:proofErr w:type="gramStart"/>
-      <w:r>
-        <w:t>this.author</w:t>
-      </w:r>
-      <w:proofErr w:type="spellEnd"/>
-      <w:proofErr w:type="gramEnd"/>
-      <w:r>
-        <w:t xml:space="preserve"> = author;</w:t>
+        <w:t xml:space="preserve">        this.title = title;</w:t>
+      </w:r>
+    </w:p>
+    <w:p>
+      <w:pPr>
+        <w:tabs>
+          <w:tab w:val="left" w:pos="-1134"/>
+        </w:tabs>
+      </w:pPr>
+      <w:r>
+        <w:t xml:space="preserve">        this.author = author;</w:t>
       </w:r>
     </w:p>
     <w:p>
@@ -932,244 +639,72 @@
         </w:tabs>
       </w:pPr>
       <w:r>
-        <w:t xml:space="preserve">    public int </w:t>
-      </w:r>
-      <w:proofErr w:type="spellStart"/>
-      <w:proofErr w:type="gramStart"/>
-      <w:r>
-        <w:t>getId</w:t>
-      </w:r>
-      <w:proofErr w:type="spellEnd"/>
-      <w:r>
-        <w:t>(</w:t>
-      </w:r>
-      <w:proofErr w:type="gramEnd"/>
-      <w:r>
-        <w:t xml:space="preserve">) </w:t>
-      </w:r>
-      <w:proofErr w:type="gramStart"/>
-      <w:r>
-        <w:t>{ return</w:t>
-      </w:r>
-      <w:proofErr w:type="gramEnd"/>
-      <w:r>
-        <w:t xml:space="preserve"> id</w:t>
-      </w:r>
-      <w:proofErr w:type="gramStart"/>
-      <w:r>
-        <w:t>; }</w:t>
-      </w:r>
-      <w:proofErr w:type="gramEnd"/>
-    </w:p>
-    <w:p>
-      <w:pPr>
-        <w:tabs>
-          <w:tab w:val="left" w:pos="-1134"/>
-        </w:tabs>
-      </w:pPr>
-      <w:r>
-        <w:t xml:space="preserve">    public void </w:t>
-      </w:r>
-      <w:proofErr w:type="spellStart"/>
-      <w:proofErr w:type="gramStart"/>
-      <w:r>
-        <w:t>setId</w:t>
-      </w:r>
-      <w:proofErr w:type="spellEnd"/>
-      <w:r>
-        <w:t>(</w:t>
-      </w:r>
-      <w:proofErr w:type="gramEnd"/>
-      <w:r>
-        <w:t xml:space="preserve">int id) </w:t>
-      </w:r>
-      <w:proofErr w:type="gramStart"/>
-      <w:r>
-        <w:t>{ this.id</w:t>
-      </w:r>
-      <w:proofErr w:type="gramEnd"/>
-      <w:r>
-        <w:t xml:space="preserve"> = id</w:t>
-      </w:r>
-      <w:proofErr w:type="gramStart"/>
-      <w:r>
-        <w:t>; }</w:t>
-      </w:r>
-      <w:proofErr w:type="gramEnd"/>
-    </w:p>
-    <w:p>
-      <w:pPr>
-        <w:tabs>
-          <w:tab w:val="left" w:pos="-1134"/>
-        </w:tabs>
-      </w:pPr>
-    </w:p>
-    <w:p>
-      <w:pPr>
-        <w:tabs>
-          <w:tab w:val="left" w:pos="-1134"/>
-        </w:tabs>
-      </w:pPr>
-      <w:r>
-        <w:t xml:space="preserve">    public String </w:t>
-      </w:r>
-      <w:proofErr w:type="spellStart"/>
-      <w:proofErr w:type="gramStart"/>
-      <w:r>
-        <w:t>getTitle</w:t>
-      </w:r>
-      <w:proofErr w:type="spellEnd"/>
-      <w:r>
-        <w:t>(</w:t>
-      </w:r>
-      <w:proofErr w:type="gramEnd"/>
-      <w:r>
-        <w:t xml:space="preserve">) </w:t>
-      </w:r>
-      <w:proofErr w:type="gramStart"/>
-      <w:r>
-        <w:t>{ return</w:t>
-      </w:r>
-      <w:proofErr w:type="gramEnd"/>
-      <w:r>
-        <w:t xml:space="preserve"> title</w:t>
-      </w:r>
-      <w:proofErr w:type="gramStart"/>
-      <w:r>
-        <w:t>; }</w:t>
-      </w:r>
-      <w:proofErr w:type="gramEnd"/>
-    </w:p>
-    <w:p>
-      <w:pPr>
-        <w:tabs>
-          <w:tab w:val="left" w:pos="-1134"/>
-        </w:tabs>
-      </w:pPr>
-      <w:r>
-        <w:t xml:space="preserve">    public void </w:t>
-      </w:r>
-      <w:proofErr w:type="spellStart"/>
-      <w:proofErr w:type="gramStart"/>
-      <w:r>
-        <w:t>setTitle</w:t>
-      </w:r>
-      <w:proofErr w:type="spellEnd"/>
-      <w:r>
-        <w:t>(</w:t>
-      </w:r>
-      <w:proofErr w:type="gramEnd"/>
-      <w:r>
-        <w:t xml:space="preserve">String title) </w:t>
-      </w:r>
-      <w:proofErr w:type="gramStart"/>
-      <w:r>
-        <w:t xml:space="preserve">{ </w:t>
-      </w:r>
-      <w:proofErr w:type="spellStart"/>
-      <w:r>
-        <w:t>this</w:t>
-      </w:r>
-      <w:proofErr w:type="gramEnd"/>
-      <w:r>
-        <w:t>.title</w:t>
-      </w:r>
-      <w:proofErr w:type="spellEnd"/>
-      <w:r>
-        <w:t xml:space="preserve"> = title</w:t>
-      </w:r>
-      <w:proofErr w:type="gramStart"/>
-      <w:r>
-        <w:t>; }</w:t>
-      </w:r>
-      <w:proofErr w:type="gramEnd"/>
-    </w:p>
-    <w:p>
-      <w:pPr>
-        <w:tabs>
-          <w:tab w:val="left" w:pos="-1134"/>
-        </w:tabs>
-      </w:pPr>
-    </w:p>
-    <w:p>
-      <w:pPr>
-        <w:tabs>
-          <w:tab w:val="left" w:pos="-1134"/>
-        </w:tabs>
-      </w:pPr>
-      <w:r>
-        <w:t xml:space="preserve">    public String </w:t>
-      </w:r>
-      <w:proofErr w:type="spellStart"/>
-      <w:proofErr w:type="gramStart"/>
-      <w:r>
-        <w:t>getAuthor</w:t>
-      </w:r>
-      <w:proofErr w:type="spellEnd"/>
-      <w:r>
-        <w:t>(</w:t>
-      </w:r>
-      <w:proofErr w:type="gramEnd"/>
-      <w:r>
-        <w:t xml:space="preserve">) </w:t>
-      </w:r>
-      <w:proofErr w:type="gramStart"/>
-      <w:r>
-        <w:t>{ return</w:t>
-      </w:r>
-      <w:proofErr w:type="gramEnd"/>
-      <w:r>
-        <w:t xml:space="preserve"> author</w:t>
-      </w:r>
-      <w:proofErr w:type="gramStart"/>
-      <w:r>
-        <w:t>; }</w:t>
-      </w:r>
-      <w:proofErr w:type="gramEnd"/>
-    </w:p>
-    <w:p>
-      <w:pPr>
-        <w:tabs>
-          <w:tab w:val="left" w:pos="-1134"/>
-        </w:tabs>
-      </w:pPr>
-      <w:r>
-        <w:t xml:space="preserve">    public void </w:t>
-      </w:r>
-      <w:proofErr w:type="spellStart"/>
-      <w:proofErr w:type="gramStart"/>
-      <w:r>
-        <w:t>setAuthor</w:t>
-      </w:r>
-      <w:proofErr w:type="spellEnd"/>
-      <w:r>
-        <w:t>(</w:t>
-      </w:r>
-      <w:proofErr w:type="gramEnd"/>
-      <w:r>
-        <w:t xml:space="preserve">String author) </w:t>
-      </w:r>
-      <w:proofErr w:type="gramStart"/>
-      <w:r>
-        <w:t xml:space="preserve">{ </w:t>
-      </w:r>
-      <w:proofErr w:type="spellStart"/>
-      <w:r>
-        <w:t>this</w:t>
-      </w:r>
-      <w:proofErr w:type="gramEnd"/>
-      <w:r>
-        <w:t>.author</w:t>
-      </w:r>
-      <w:proofErr w:type="spellEnd"/>
-      <w:r>
-        <w:t xml:space="preserve"> = author</w:t>
-      </w:r>
-      <w:proofErr w:type="gramStart"/>
-      <w:r>
-        <w:t>; }</w:t>
-      </w:r>
-      <w:proofErr w:type="gramEnd"/>
+        <w:t xml:space="preserve">    public int getId() { return id; }</w:t>
+      </w:r>
+    </w:p>
+    <w:p>
+      <w:pPr>
+        <w:tabs>
+          <w:tab w:val="left" w:pos="-1134"/>
+        </w:tabs>
+      </w:pPr>
+      <w:r>
+        <w:t xml:space="preserve">    public void setId(int id) { this.id = id; }</w:t>
+      </w:r>
+    </w:p>
+    <w:p>
+      <w:pPr>
+        <w:tabs>
+          <w:tab w:val="left" w:pos="-1134"/>
+        </w:tabs>
+      </w:pPr>
+    </w:p>
+    <w:p>
+      <w:pPr>
+        <w:tabs>
+          <w:tab w:val="left" w:pos="-1134"/>
+        </w:tabs>
+      </w:pPr>
+      <w:r>
+        <w:t xml:space="preserve">    public String getTitle() { return title; }</w:t>
+      </w:r>
+    </w:p>
+    <w:p>
+      <w:pPr>
+        <w:tabs>
+          <w:tab w:val="left" w:pos="-1134"/>
+        </w:tabs>
+      </w:pPr>
+      <w:r>
+        <w:t xml:space="preserve">    public void setTitle(String title) { this.title = title; }</w:t>
+      </w:r>
+    </w:p>
+    <w:p>
+      <w:pPr>
+        <w:tabs>
+          <w:tab w:val="left" w:pos="-1134"/>
+        </w:tabs>
+      </w:pPr>
+    </w:p>
+    <w:p>
+      <w:pPr>
+        <w:tabs>
+          <w:tab w:val="left" w:pos="-1134"/>
+        </w:tabs>
+      </w:pPr>
+      <w:r>
+        <w:t xml:space="preserve">    public String getAuthor() { return author; }</w:t>
+      </w:r>
+    </w:p>
+    <w:p>
+      <w:pPr>
+        <w:tabs>
+          <w:tab w:val="left" w:pos="-1134"/>
+        </w:tabs>
+      </w:pPr>
+      <w:r>
+        <w:t xml:space="preserve">    public void setAuthor(String author) { this.author = author; }</w:t>
+      </w:r>
     </w:p>
     <w:p>
       <w:pPr>
@@ -1191,7 +726,7 @@
           <w:szCs w:val="32"/>
         </w:rPr>
       </w:pPr>
-      <w:hyperlink r:id="rId6" w:history="1">
+      <w:hyperlink r:id="rId8" w:history="1">
         <w:r>
           <w:rPr>
             <w:rStyle w:val="Hyperlink"/>
@@ -1210,197 +745,320 @@
         <w:ind w:left="720"/>
       </w:pPr>
       <w:r>
+        <w:t>package main.java.com.example;</w:t>
+      </w:r>
+    </w:p>
+    <w:p>
+      <w:pPr>
+        <w:tabs>
+          <w:tab w:val="left" w:pos="-1134"/>
+        </w:tabs>
+        <w:ind w:left="720"/>
+      </w:pPr>
+    </w:p>
+    <w:p>
+      <w:pPr>
+        <w:tabs>
+          <w:tab w:val="left" w:pos="-1134"/>
+        </w:tabs>
+        <w:ind w:left="720"/>
+      </w:pPr>
+      <w:r>
+        <w:t>import org.springframework.web.bind.annotation.*;</w:t>
+      </w:r>
+    </w:p>
+    <w:p>
+      <w:pPr>
+        <w:tabs>
+          <w:tab w:val="left" w:pos="-1134"/>
+        </w:tabs>
+        <w:ind w:left="720"/>
+      </w:pPr>
+      <w:r>
+        <w:t>import java.util.*;</w:t>
+      </w:r>
+    </w:p>
+    <w:p>
+      <w:pPr>
+        <w:tabs>
+          <w:tab w:val="left" w:pos="-1134"/>
+        </w:tabs>
+        <w:ind w:left="720"/>
+      </w:pPr>
+    </w:p>
+    <w:p>
+      <w:pPr>
+        <w:tabs>
+          <w:tab w:val="left" w:pos="-1134"/>
+        </w:tabs>
+        <w:ind w:left="720"/>
+      </w:pPr>
+      <w:r>
+        <w:t>@RestController</w:t>
+      </w:r>
+    </w:p>
+    <w:p>
+      <w:pPr>
+        <w:tabs>
+          <w:tab w:val="left" w:pos="-1134"/>
+        </w:tabs>
+        <w:ind w:left="720"/>
+      </w:pPr>
+      <w:r>
+        <w:t>public class LibraryController {</w:t>
+      </w:r>
+    </w:p>
+    <w:p>
+      <w:pPr>
+        <w:tabs>
+          <w:tab w:val="left" w:pos="-1134"/>
+        </w:tabs>
+        <w:ind w:left="720"/>
+      </w:pPr>
+      <w:r>
+        <w:t xml:space="preserve">    private List&lt;Book&gt; bookList = new ArrayList&lt;&gt;();</w:t>
+      </w:r>
+    </w:p>
+    <w:p>
+      <w:pPr>
+        <w:tabs>
+          <w:tab w:val="left" w:pos="-1134"/>
+        </w:tabs>
+        <w:ind w:left="720"/>
+      </w:pPr>
+    </w:p>
+    <w:p>
+      <w:pPr>
+        <w:tabs>
+          <w:tab w:val="left" w:pos="-1134"/>
+        </w:tabs>
+        <w:ind w:left="720"/>
+      </w:pPr>
+      <w:r>
+        <w:t xml:space="preserve">    @GetMapping("/welcome")</w:t>
+      </w:r>
+    </w:p>
+    <w:p>
+      <w:pPr>
+        <w:tabs>
+          <w:tab w:val="left" w:pos="-1134"/>
+        </w:tabs>
+        <w:ind w:left="720"/>
+      </w:pPr>
+      <w:r>
+        <w:t xml:space="preserve">    public String welcome() {</w:t>
+      </w:r>
+    </w:p>
+    <w:p>
+      <w:pPr>
+        <w:tabs>
+          <w:tab w:val="left" w:pos="-1134"/>
+        </w:tabs>
+        <w:ind w:left="720"/>
+      </w:pPr>
+      <w:r>
+        <w:t xml:space="preserve">        return "Welcome to the Online Library System";</w:t>
+      </w:r>
+    </w:p>
+    <w:p>
+      <w:pPr>
+        <w:tabs>
+          <w:tab w:val="left" w:pos="-1134"/>
+        </w:tabs>
+        <w:ind w:left="720"/>
+      </w:pPr>
+      <w:r>
+        <w:t xml:space="preserve">    }</w:t>
+      </w:r>
+    </w:p>
+    <w:p>
+      <w:pPr>
+        <w:tabs>
+          <w:tab w:val="left" w:pos="-1134"/>
+        </w:tabs>
+        <w:ind w:left="720"/>
+      </w:pPr>
+    </w:p>
+    <w:p>
+      <w:pPr>
+        <w:tabs>
+          <w:tab w:val="left" w:pos="-1134"/>
+        </w:tabs>
+        <w:ind w:left="720"/>
+      </w:pPr>
+      <w:r>
+        <w:t xml:space="preserve">    @GetMapping("/count")</w:t>
+      </w:r>
+    </w:p>
+    <w:p>
+      <w:pPr>
+        <w:tabs>
+          <w:tab w:val="left" w:pos="-1134"/>
+        </w:tabs>
+        <w:ind w:left="720"/>
+      </w:pPr>
+      <w:r>
+        <w:t xml:space="preserve">    public int count() {</w:t>
+      </w:r>
+    </w:p>
+    <w:p>
+      <w:pPr>
+        <w:tabs>
+          <w:tab w:val="left" w:pos="-1134"/>
+        </w:tabs>
+        <w:ind w:left="720"/>
+      </w:pPr>
+      <w:r>
+        <w:t xml:space="preserve">        return bookList.size();</w:t>
+      </w:r>
+    </w:p>
+    <w:p>
+      <w:pPr>
+        <w:tabs>
+          <w:tab w:val="left" w:pos="-1134"/>
+        </w:tabs>
+        <w:ind w:left="720"/>
+      </w:pPr>
+      <w:r>
+        <w:t xml:space="preserve">    }</w:t>
+      </w:r>
+    </w:p>
+    <w:p>
+      <w:pPr>
+        <w:tabs>
+          <w:tab w:val="left" w:pos="-1134"/>
+        </w:tabs>
+        <w:ind w:left="720"/>
+      </w:pPr>
+    </w:p>
+    <w:p>
+      <w:pPr>
+        <w:tabs>
+          <w:tab w:val="left" w:pos="-1134"/>
+        </w:tabs>
+        <w:ind w:left="720"/>
+      </w:pPr>
+      <w:r>
+        <w:t xml:space="preserve">    @GetMapping("/price")</w:t>
+      </w:r>
+    </w:p>
+    <w:p>
+      <w:pPr>
+        <w:tabs>
+          <w:tab w:val="left" w:pos="-1134"/>
+        </w:tabs>
+        <w:ind w:left="720"/>
+      </w:pPr>
+      <w:r>
+        <w:t xml:space="preserve">    public double price() {</w:t>
+      </w:r>
+    </w:p>
+    <w:p>
+      <w:pPr>
+        <w:tabs>
+          <w:tab w:val="left" w:pos="-1134"/>
+        </w:tabs>
+        <w:ind w:left="720"/>
+      </w:pPr>
+      <w:r>
+        <w:t xml:space="preserve">        return 299.99;</w:t>
+      </w:r>
+    </w:p>
+    <w:p>
+      <w:pPr>
+        <w:tabs>
+          <w:tab w:val="left" w:pos="-1134"/>
+        </w:tabs>
+        <w:ind w:left="720"/>
+      </w:pPr>
+      <w:r>
+        <w:t xml:space="preserve">    }</w:t>
+      </w:r>
+    </w:p>
+    <w:p>
+      <w:pPr>
+        <w:tabs>
+          <w:tab w:val="left" w:pos="-1134"/>
+        </w:tabs>
+        <w:ind w:left="720"/>
+      </w:pPr>
+    </w:p>
+    <w:p>
+      <w:pPr>
+        <w:tabs>
+          <w:tab w:val="left" w:pos="-1134"/>
+        </w:tabs>
+        <w:ind w:left="720"/>
+      </w:pPr>
+      <w:r>
+        <w:t xml:space="preserve">    @GetMapping("/books")</w:t>
+      </w:r>
+    </w:p>
+    <w:p>
+      <w:pPr>
+        <w:tabs>
+          <w:tab w:val="left" w:pos="-1134"/>
+        </w:tabs>
+        <w:ind w:left="720"/>
+      </w:pPr>
+      <w:r>
+        <w:t xml:space="preserve">    public List&lt;String&gt; getBooks() {</w:t>
+      </w:r>
+    </w:p>
+    <w:p>
+      <w:pPr>
+        <w:tabs>
+          <w:tab w:val="left" w:pos="-1134"/>
+        </w:tabs>
+        <w:ind w:left="720"/>
+      </w:pPr>
+      <w:r>
+        <w:t xml:space="preserve">        List&lt;String&gt; titles = new ArrayList&lt;&gt;();</w:t>
+      </w:r>
+    </w:p>
+    <w:p>
+      <w:pPr>
+        <w:tabs>
+          <w:tab w:val="left" w:pos="-1134"/>
+        </w:tabs>
+        <w:ind w:left="720"/>
+      </w:pPr>
+      <w:r>
+        <w:t xml:space="preserve">        for (Book b : bookList) {</w:t>
+      </w:r>
+    </w:p>
+    <w:p>
+      <w:pPr>
+        <w:tabs>
+          <w:tab w:val="left" w:pos="-1134"/>
+        </w:tabs>
+        <w:ind w:left="720"/>
+      </w:pPr>
+      <w:r>
         <w:lastRenderedPageBreak/>
-        <w:t xml:space="preserve">package </w:t>
-      </w:r>
-      <w:proofErr w:type="spellStart"/>
-      <w:r>
-        <w:t>main.java.com.example</w:t>
-      </w:r>
-      <w:proofErr w:type="spellEnd"/>
-      <w:r>
-        <w:t>;</w:t>
-      </w:r>
-    </w:p>
-    <w:p>
-      <w:pPr>
-        <w:tabs>
-          <w:tab w:val="left" w:pos="-1134"/>
-        </w:tabs>
-        <w:ind w:left="720"/>
-      </w:pPr>
-    </w:p>
-    <w:p>
-      <w:pPr>
-        <w:tabs>
-          <w:tab w:val="left" w:pos="-1134"/>
-        </w:tabs>
-        <w:ind w:left="720"/>
-      </w:pPr>
-      <w:r>
-        <w:t xml:space="preserve">import </w:t>
-      </w:r>
-      <w:proofErr w:type="spellStart"/>
-      <w:proofErr w:type="gramStart"/>
-      <w:r>
-        <w:t>org.springframework.web.bind</w:t>
-      </w:r>
-      <w:proofErr w:type="gramEnd"/>
-      <w:r>
-        <w:t>.</w:t>
-      </w:r>
-      <w:proofErr w:type="gramStart"/>
-      <w:r>
-        <w:t>annotation</w:t>
-      </w:r>
-      <w:proofErr w:type="spellEnd"/>
-      <w:r>
-        <w:t>.*</w:t>
-      </w:r>
-      <w:proofErr w:type="gramEnd"/>
-      <w:r>
-        <w:t>;</w:t>
-      </w:r>
-    </w:p>
-    <w:p>
-      <w:pPr>
-        <w:tabs>
-          <w:tab w:val="left" w:pos="-1134"/>
-        </w:tabs>
-        <w:ind w:left="720"/>
-      </w:pPr>
-      <w:r>
-        <w:t xml:space="preserve">import </w:t>
-      </w:r>
-      <w:proofErr w:type="spellStart"/>
-      <w:r>
-        <w:t>java.util</w:t>
-      </w:r>
-      <w:proofErr w:type="spellEnd"/>
-      <w:r>
-        <w:t>.*;</w:t>
-      </w:r>
-    </w:p>
-    <w:p>
-      <w:pPr>
-        <w:tabs>
-          <w:tab w:val="left" w:pos="-1134"/>
-        </w:tabs>
-        <w:ind w:left="720"/>
-      </w:pPr>
-    </w:p>
-    <w:p>
-      <w:pPr>
-        <w:tabs>
-          <w:tab w:val="left" w:pos="-1134"/>
-        </w:tabs>
-        <w:ind w:left="720"/>
-      </w:pPr>
-      <w:r>
-        <w:t>@RestController</w:t>
-      </w:r>
-    </w:p>
-    <w:p>
-      <w:pPr>
-        <w:tabs>
-          <w:tab w:val="left" w:pos="-1134"/>
-        </w:tabs>
-        <w:ind w:left="720"/>
-      </w:pPr>
-      <w:r>
-        <w:t xml:space="preserve">public class </w:t>
-      </w:r>
-      <w:proofErr w:type="spellStart"/>
-      <w:r>
-        <w:t>LibraryController</w:t>
-      </w:r>
-      <w:proofErr w:type="spellEnd"/>
-      <w:r>
-        <w:t xml:space="preserve"> {</w:t>
-      </w:r>
-    </w:p>
-    <w:p>
-      <w:pPr>
-        <w:tabs>
-          <w:tab w:val="left" w:pos="-1134"/>
-        </w:tabs>
-        <w:ind w:left="720"/>
-      </w:pPr>
-      <w:r>
-        <w:t xml:space="preserve">    private List&lt;Book&gt; </w:t>
-      </w:r>
-      <w:proofErr w:type="spellStart"/>
-      <w:r>
-        <w:t>bookList</w:t>
-      </w:r>
-      <w:proofErr w:type="spellEnd"/>
-      <w:r>
-        <w:t xml:space="preserve"> = new </w:t>
-      </w:r>
-      <w:proofErr w:type="spellStart"/>
-      <w:r>
-        <w:t>ArrayList</w:t>
-      </w:r>
-      <w:proofErr w:type="spellEnd"/>
-      <w:r>
-        <w:t>&lt;</w:t>
-      </w:r>
-      <w:proofErr w:type="gramStart"/>
-      <w:r>
-        <w:t>&gt;(</w:t>
-      </w:r>
-      <w:proofErr w:type="gramEnd"/>
-      <w:r>
-        <w:t>);</w:t>
-      </w:r>
-    </w:p>
-    <w:p>
-      <w:pPr>
-        <w:tabs>
-          <w:tab w:val="left" w:pos="-1134"/>
-        </w:tabs>
-        <w:ind w:left="720"/>
-      </w:pPr>
-    </w:p>
-    <w:p>
-      <w:pPr>
-        <w:tabs>
-          <w:tab w:val="left" w:pos="-1134"/>
-        </w:tabs>
-        <w:ind w:left="720"/>
-      </w:pPr>
-      <w:r>
-        <w:t xml:space="preserve">    @GetMapping("/welcome")</w:t>
-      </w:r>
-    </w:p>
-    <w:p>
-      <w:pPr>
-        <w:tabs>
-          <w:tab w:val="left" w:pos="-1134"/>
-        </w:tabs>
-        <w:ind w:left="720"/>
-      </w:pPr>
-      <w:r>
-        <w:t xml:space="preserve">    public String </w:t>
-      </w:r>
-      <w:proofErr w:type="gramStart"/>
-      <w:r>
-        <w:t>welcome(</w:t>
-      </w:r>
-      <w:proofErr w:type="gramEnd"/>
-      <w:r>
-        <w:t>) {</w:t>
-      </w:r>
-    </w:p>
-    <w:p>
-      <w:pPr>
-        <w:tabs>
-          <w:tab w:val="left" w:pos="-1134"/>
-        </w:tabs>
-        <w:ind w:left="720"/>
-      </w:pPr>
-      <w:r>
-        <w:t xml:space="preserve">        return "Welcome to the Online Library System";</w:t>
+        <w:t xml:space="preserve">            titles.add(b.getTitle());</w:t>
+      </w:r>
+    </w:p>
+    <w:p>
+      <w:pPr>
+        <w:tabs>
+          <w:tab w:val="left" w:pos="-1134"/>
+        </w:tabs>
+        <w:ind w:left="720"/>
+      </w:pPr>
+      <w:r>
+        <w:t xml:space="preserve">        }</w:t>
+      </w:r>
+    </w:p>
+    <w:p>
+      <w:pPr>
+        <w:tabs>
+          <w:tab w:val="left" w:pos="-1134"/>
+        </w:tabs>
+        <w:ind w:left="720"/>
+      </w:pPr>
+      <w:r>
+        <w:t xml:space="preserve">        return titles;</w:t>
       </w:r>
     </w:p>
     <w:p>
@@ -1430,45 +1088,62 @@
         <w:ind w:left="720"/>
       </w:pPr>
       <w:r>
-        <w:t xml:space="preserve">    @GetMapping("/count")</w:t>
-      </w:r>
-    </w:p>
-    <w:p>
-      <w:pPr>
-        <w:tabs>
-          <w:tab w:val="left" w:pos="-1134"/>
-        </w:tabs>
-        <w:ind w:left="720"/>
-      </w:pPr>
-      <w:r>
-        <w:t xml:space="preserve">    public int </w:t>
-      </w:r>
-      <w:proofErr w:type="gramStart"/>
-      <w:r>
-        <w:t>count(</w:t>
-      </w:r>
-      <w:proofErr w:type="gramEnd"/>
-      <w:r>
-        <w:t>) {</w:t>
-      </w:r>
-    </w:p>
-    <w:p>
-      <w:pPr>
-        <w:tabs>
-          <w:tab w:val="left" w:pos="-1134"/>
-        </w:tabs>
-        <w:ind w:left="720"/>
-      </w:pPr>
-      <w:r>
-        <w:t xml:space="preserve">        return </w:t>
-      </w:r>
-      <w:proofErr w:type="spellStart"/>
-      <w:r>
-        <w:t>bookList.size</w:t>
-      </w:r>
-      <w:proofErr w:type="spellEnd"/>
-      <w:r>
-        <w:t>();</w:t>
+        <w:t xml:space="preserve">    @GetMapping("/books/{id}")</w:t>
+      </w:r>
+    </w:p>
+    <w:p>
+      <w:pPr>
+        <w:tabs>
+          <w:tab w:val="left" w:pos="-1134"/>
+        </w:tabs>
+        <w:ind w:left="720"/>
+      </w:pPr>
+      <w:r>
+        <w:t xml:space="preserve">    public Book getBookById(@PathVariable int id) {</w:t>
+      </w:r>
+    </w:p>
+    <w:p>
+      <w:pPr>
+        <w:tabs>
+          <w:tab w:val="left" w:pos="-1134"/>
+        </w:tabs>
+        <w:ind w:left="720"/>
+      </w:pPr>
+      <w:r>
+        <w:t xml:space="preserve">        for (Book b : bookList) {</w:t>
+      </w:r>
+    </w:p>
+    <w:p>
+      <w:pPr>
+        <w:tabs>
+          <w:tab w:val="left" w:pos="-1134"/>
+        </w:tabs>
+        <w:ind w:left="720"/>
+      </w:pPr>
+      <w:r>
+        <w:t xml:space="preserve">            if (b.getId() == id) return b;</w:t>
+      </w:r>
+    </w:p>
+    <w:p>
+      <w:pPr>
+        <w:tabs>
+          <w:tab w:val="left" w:pos="-1134"/>
+        </w:tabs>
+        <w:ind w:left="720"/>
+      </w:pPr>
+      <w:r>
+        <w:t xml:space="preserve">        }</w:t>
+      </w:r>
+    </w:p>
+    <w:p>
+      <w:pPr>
+        <w:tabs>
+          <w:tab w:val="left" w:pos="-1134"/>
+        </w:tabs>
+        <w:ind w:left="720"/>
+      </w:pPr>
+      <w:r>
+        <w:t xml:space="preserve">        return null;</w:t>
       </w:r>
     </w:p>
     <w:p>
@@ -1498,37 +1173,29 @@
         <w:ind w:left="720"/>
       </w:pPr>
       <w:r>
-        <w:t xml:space="preserve">    @GetMapping("/price")</w:t>
-      </w:r>
-    </w:p>
-    <w:p>
-      <w:pPr>
-        <w:tabs>
-          <w:tab w:val="left" w:pos="-1134"/>
-        </w:tabs>
-        <w:ind w:left="720"/>
-      </w:pPr>
-      <w:r>
-        <w:t xml:space="preserve">    public double </w:t>
-      </w:r>
-      <w:proofErr w:type="gramStart"/>
-      <w:r>
-        <w:t>price(</w:t>
-      </w:r>
-      <w:proofErr w:type="gramEnd"/>
-      <w:r>
-        <w:t>) {</w:t>
-      </w:r>
-    </w:p>
-    <w:p>
-      <w:pPr>
-        <w:tabs>
-          <w:tab w:val="left" w:pos="-1134"/>
-        </w:tabs>
-        <w:ind w:left="720"/>
-      </w:pPr>
-      <w:r>
-        <w:t xml:space="preserve">        return 299.99;</w:t>
+        <w:t xml:space="preserve">    @GetMapping("/search")</w:t>
+      </w:r>
+    </w:p>
+    <w:p>
+      <w:pPr>
+        <w:tabs>
+          <w:tab w:val="left" w:pos="-1134"/>
+        </w:tabs>
+        <w:ind w:left="720"/>
+      </w:pPr>
+      <w:r>
+        <w:t xml:space="preserve">    public String searchBook(@RequestParam String title) {</w:t>
+      </w:r>
+    </w:p>
+    <w:p>
+      <w:pPr>
+        <w:tabs>
+          <w:tab w:val="left" w:pos="-1134"/>
+        </w:tabs>
+        <w:ind w:left="720"/>
+      </w:pPr>
+      <w:r>
+        <w:t xml:space="preserve">        return "Search confirmed for book: " + title;</w:t>
       </w:r>
     </w:p>
     <w:p>
@@ -1558,136 +1225,29 @@
         <w:ind w:left="720"/>
       </w:pPr>
       <w:r>
-        <w:t xml:space="preserve">    @GetMapping("/books")</w:t>
-      </w:r>
-    </w:p>
-    <w:p>
-      <w:pPr>
-        <w:tabs>
-          <w:tab w:val="left" w:pos="-1134"/>
-        </w:tabs>
-        <w:ind w:left="720"/>
-      </w:pPr>
-      <w:r>
-        <w:t xml:space="preserve">    public List&lt;String&gt; </w:t>
-      </w:r>
-      <w:proofErr w:type="spellStart"/>
-      <w:proofErr w:type="gramStart"/>
-      <w:r>
-        <w:t>getBooks</w:t>
-      </w:r>
-      <w:proofErr w:type="spellEnd"/>
-      <w:r>
-        <w:t>(</w:t>
-      </w:r>
-      <w:proofErr w:type="gramEnd"/>
-      <w:r>
-        <w:t>) {</w:t>
-      </w:r>
-    </w:p>
-    <w:p>
-      <w:pPr>
-        <w:tabs>
-          <w:tab w:val="left" w:pos="-1134"/>
-        </w:tabs>
-        <w:ind w:left="720"/>
-      </w:pPr>
-      <w:r>
-        <w:t xml:space="preserve">        List&lt;String&gt; titles = new </w:t>
-      </w:r>
-      <w:proofErr w:type="spellStart"/>
-      <w:r>
-        <w:t>ArrayList</w:t>
-      </w:r>
-      <w:proofErr w:type="spellEnd"/>
-      <w:r>
-        <w:t>&lt;</w:t>
-      </w:r>
-      <w:proofErr w:type="gramStart"/>
-      <w:r>
-        <w:t>&gt;(</w:t>
-      </w:r>
-      <w:proofErr w:type="gramEnd"/>
-      <w:r>
-        <w:t>);</w:t>
-      </w:r>
-    </w:p>
-    <w:p>
-      <w:pPr>
-        <w:tabs>
-          <w:tab w:val="left" w:pos="-1134"/>
-        </w:tabs>
-        <w:ind w:left="720"/>
-      </w:pPr>
-      <w:r>
-        <w:t xml:space="preserve">        for (Book </w:t>
-      </w:r>
-      <w:proofErr w:type="gramStart"/>
-      <w:r>
-        <w:t>b :</w:t>
-      </w:r>
-      <w:proofErr w:type="gramEnd"/>
-      <w:r>
-        <w:t xml:space="preserve"> </w:t>
-      </w:r>
-      <w:proofErr w:type="spellStart"/>
-      <w:r>
-        <w:t>bookList</w:t>
-      </w:r>
-      <w:proofErr w:type="spellEnd"/>
-      <w:r>
-        <w:t>) {</w:t>
-      </w:r>
-    </w:p>
-    <w:p>
-      <w:pPr>
-        <w:tabs>
-          <w:tab w:val="left" w:pos="-1134"/>
-        </w:tabs>
-        <w:ind w:left="720"/>
-      </w:pPr>
-      <w:r>
-        <w:t xml:space="preserve">            </w:t>
-      </w:r>
-      <w:proofErr w:type="spellStart"/>
-      <w:r>
-        <w:t>titles.add</w:t>
-      </w:r>
-      <w:proofErr w:type="spellEnd"/>
-      <w:r>
-        <w:t>(</w:t>
-      </w:r>
-      <w:proofErr w:type="spellStart"/>
-      <w:proofErr w:type="gramStart"/>
-      <w:r>
-        <w:t>b.getTitle</w:t>
-      </w:r>
-      <w:proofErr w:type="spellEnd"/>
-      <w:proofErr w:type="gramEnd"/>
-      <w:r>
-        <w:t>());</w:t>
-      </w:r>
-    </w:p>
-    <w:p>
-      <w:pPr>
-        <w:tabs>
-          <w:tab w:val="left" w:pos="-1134"/>
-        </w:tabs>
-        <w:ind w:left="720"/>
-      </w:pPr>
-      <w:r>
-        <w:t xml:space="preserve">        }</w:t>
-      </w:r>
-    </w:p>
-    <w:p>
-      <w:pPr>
-        <w:tabs>
-          <w:tab w:val="left" w:pos="-1134"/>
-        </w:tabs>
-        <w:ind w:left="720"/>
-      </w:pPr>
-      <w:r>
-        <w:t xml:space="preserve">        return titles;</w:t>
+        <w:t xml:space="preserve">    @GetMapping("/author/{name}")</w:t>
+      </w:r>
+    </w:p>
+    <w:p>
+      <w:pPr>
+        <w:tabs>
+          <w:tab w:val="left" w:pos="-1134"/>
+        </w:tabs>
+        <w:ind w:left="720"/>
+      </w:pPr>
+      <w:r>
+        <w:t xml:space="preserve">    public String getAuthor(@PathVariable String name) {</w:t>
+      </w:r>
+    </w:p>
+    <w:p>
+      <w:pPr>
+        <w:tabs>
+          <w:tab w:val="left" w:pos="-1134"/>
+        </w:tabs>
+        <w:ind w:left="720"/>
+      </w:pPr>
+      <w:r>
+        <w:t xml:space="preserve">        return "Author: " + name;</w:t>
       </w:r>
     </w:p>
     <w:p>
@@ -1717,31 +1277,103 @@
         <w:ind w:left="720"/>
       </w:pPr>
       <w:r>
-        <w:t xml:space="preserve">    @GetMapping("/books/{id}")</w:t>
-      </w:r>
-    </w:p>
-    <w:p>
-      <w:pPr>
-        <w:tabs>
-          <w:tab w:val="left" w:pos="-1134"/>
-        </w:tabs>
-        <w:ind w:left="720"/>
-      </w:pPr>
-      <w:r>
-        <w:t xml:space="preserve">    public Book </w:t>
-      </w:r>
-      <w:proofErr w:type="spellStart"/>
-      <w:proofErr w:type="gramStart"/>
-      <w:r>
-        <w:t>getBookById</w:t>
-      </w:r>
-      <w:proofErr w:type="spellEnd"/>
-      <w:r>
-        <w:t>(</w:t>
-      </w:r>
-      <w:proofErr w:type="gramEnd"/>
-      <w:r>
-        <w:t>@PathVariable int id) {</w:t>
+        <w:t xml:space="preserve">    @PostMapping("/addbook")</w:t>
+      </w:r>
+    </w:p>
+    <w:p>
+      <w:pPr>
+        <w:tabs>
+          <w:tab w:val="left" w:pos="-1134"/>
+        </w:tabs>
+        <w:ind w:left="720"/>
+      </w:pPr>
+      <w:r>
+        <w:t xml:space="preserve">    public String addBook(@RequestBody Book book) {</w:t>
+      </w:r>
+    </w:p>
+    <w:p>
+      <w:pPr>
+        <w:tabs>
+          <w:tab w:val="left" w:pos="-1134"/>
+        </w:tabs>
+        <w:ind w:left="720"/>
+      </w:pPr>
+      <w:r>
+        <w:t xml:space="preserve">        bookList.add(book);</w:t>
+      </w:r>
+    </w:p>
+    <w:p>
+      <w:pPr>
+        <w:tabs>
+          <w:tab w:val="left" w:pos="-1134"/>
+        </w:tabs>
+        <w:ind w:left="720"/>
+      </w:pPr>
+      <w:r>
+        <w:t xml:space="preserve">        return "Book added: " + book.getTitle();</w:t>
+      </w:r>
+    </w:p>
+    <w:p>
+      <w:pPr>
+        <w:tabs>
+          <w:tab w:val="left" w:pos="-1134"/>
+        </w:tabs>
+        <w:ind w:left="720"/>
+      </w:pPr>
+      <w:r>
+        <w:t xml:space="preserve">    }</w:t>
+      </w:r>
+    </w:p>
+    <w:p>
+      <w:pPr>
+        <w:tabs>
+          <w:tab w:val="left" w:pos="-1134"/>
+        </w:tabs>
+        <w:ind w:left="720"/>
+      </w:pPr>
+    </w:p>
+    <w:p>
+      <w:pPr>
+        <w:tabs>
+          <w:tab w:val="left" w:pos="-1134"/>
+        </w:tabs>
+        <w:ind w:left="720"/>
+      </w:pPr>
+      <w:r>
+        <w:t xml:space="preserve">    @GetMapping("/viewbooks")</w:t>
+      </w:r>
+    </w:p>
+    <w:p>
+      <w:pPr>
+        <w:tabs>
+          <w:tab w:val="left" w:pos="-1134"/>
+        </w:tabs>
+        <w:ind w:left="720"/>
+      </w:pPr>
+      <w:r>
+        <w:t xml:space="preserve">    public List&lt;Book&gt; viewBooks() {</w:t>
+      </w:r>
+    </w:p>
+    <w:p>
+      <w:pPr>
+        <w:tabs>
+          <w:tab w:val="left" w:pos="-1134"/>
+        </w:tabs>
+        <w:ind w:left="720"/>
+      </w:pPr>
+      <w:r>
+        <w:t xml:space="preserve">        return bookList;</w:t>
+      </w:r>
+    </w:p>
+    <w:p>
+      <w:pPr>
+        <w:tabs>
+          <w:tab w:val="left" w:pos="-1134"/>
+        </w:tabs>
+        <w:ind w:left="720"/>
+      </w:pPr>
+      <w:r>
+        <w:t xml:space="preserve">    }</w:t>
       </w:r>
     </w:p>
     <w:p>
@@ -1753,384 +1385,6 @@
       </w:pPr>
       <w:r>
         <w:lastRenderedPageBreak/>
-        <w:t xml:space="preserve">        for (Book </w:t>
-      </w:r>
-      <w:proofErr w:type="gramStart"/>
-      <w:r>
-        <w:t>b :</w:t>
-      </w:r>
-      <w:proofErr w:type="gramEnd"/>
-      <w:r>
-        <w:t xml:space="preserve"> </w:t>
-      </w:r>
-      <w:proofErr w:type="spellStart"/>
-      <w:r>
-        <w:t>bookList</w:t>
-      </w:r>
-      <w:proofErr w:type="spellEnd"/>
-      <w:r>
-        <w:t>) {</w:t>
-      </w:r>
-    </w:p>
-    <w:p>
-      <w:pPr>
-        <w:tabs>
-          <w:tab w:val="left" w:pos="-1134"/>
-        </w:tabs>
-        <w:ind w:left="720"/>
-      </w:pPr>
-      <w:r>
-        <w:t xml:space="preserve">            if (</w:t>
-      </w:r>
-      <w:proofErr w:type="spellStart"/>
-      <w:proofErr w:type="gramStart"/>
-      <w:r>
-        <w:t>b.getId</w:t>
-      </w:r>
-      <w:proofErr w:type="spellEnd"/>
-      <w:proofErr w:type="gramEnd"/>
-      <w:r>
-        <w:t>() == id) return b;</w:t>
-      </w:r>
-    </w:p>
-    <w:p>
-      <w:pPr>
-        <w:tabs>
-          <w:tab w:val="left" w:pos="-1134"/>
-        </w:tabs>
-        <w:ind w:left="720"/>
-      </w:pPr>
-      <w:r>
-        <w:t xml:space="preserve">        }</w:t>
-      </w:r>
-    </w:p>
-    <w:p>
-      <w:pPr>
-        <w:tabs>
-          <w:tab w:val="left" w:pos="-1134"/>
-        </w:tabs>
-        <w:ind w:left="720"/>
-      </w:pPr>
-      <w:r>
-        <w:t xml:space="preserve">        return null;</w:t>
-      </w:r>
-    </w:p>
-    <w:p>
-      <w:pPr>
-        <w:tabs>
-          <w:tab w:val="left" w:pos="-1134"/>
-        </w:tabs>
-        <w:ind w:left="720"/>
-      </w:pPr>
-      <w:r>
-        <w:t xml:space="preserve">    }</w:t>
-      </w:r>
-    </w:p>
-    <w:p>
-      <w:pPr>
-        <w:tabs>
-          <w:tab w:val="left" w:pos="-1134"/>
-        </w:tabs>
-        <w:ind w:left="720"/>
-      </w:pPr>
-    </w:p>
-    <w:p>
-      <w:pPr>
-        <w:tabs>
-          <w:tab w:val="left" w:pos="-1134"/>
-        </w:tabs>
-        <w:ind w:left="720"/>
-      </w:pPr>
-      <w:r>
-        <w:t xml:space="preserve">    @GetMapping("/search")</w:t>
-      </w:r>
-    </w:p>
-    <w:p>
-      <w:pPr>
-        <w:tabs>
-          <w:tab w:val="left" w:pos="-1134"/>
-        </w:tabs>
-        <w:ind w:left="720"/>
-      </w:pPr>
-      <w:r>
-        <w:t xml:space="preserve">    public String </w:t>
-      </w:r>
-      <w:proofErr w:type="spellStart"/>
-      <w:proofErr w:type="gramStart"/>
-      <w:r>
-        <w:t>searchBook</w:t>
-      </w:r>
-      <w:proofErr w:type="spellEnd"/>
-      <w:r>
-        <w:t>(</w:t>
-      </w:r>
-      <w:proofErr w:type="gramEnd"/>
-      <w:r>
-        <w:t>@RequestParam String title) {</w:t>
-      </w:r>
-    </w:p>
-    <w:p>
-      <w:pPr>
-        <w:tabs>
-          <w:tab w:val="left" w:pos="-1134"/>
-        </w:tabs>
-        <w:ind w:left="720"/>
-      </w:pPr>
-      <w:r>
-        <w:t xml:space="preserve">        return "Search confirmed for book: " + title;</w:t>
-      </w:r>
-    </w:p>
-    <w:p>
-      <w:pPr>
-        <w:tabs>
-          <w:tab w:val="left" w:pos="-1134"/>
-        </w:tabs>
-        <w:ind w:left="720"/>
-      </w:pPr>
-      <w:r>
-        <w:t xml:space="preserve">    }</w:t>
-      </w:r>
-    </w:p>
-    <w:p>
-      <w:pPr>
-        <w:tabs>
-          <w:tab w:val="left" w:pos="-1134"/>
-        </w:tabs>
-        <w:ind w:left="720"/>
-      </w:pPr>
-    </w:p>
-    <w:p>
-      <w:pPr>
-        <w:tabs>
-          <w:tab w:val="left" w:pos="-1134"/>
-        </w:tabs>
-        <w:ind w:left="720"/>
-      </w:pPr>
-      <w:r>
-        <w:t xml:space="preserve">    @GetMapping("/author/{name}")</w:t>
-      </w:r>
-    </w:p>
-    <w:p>
-      <w:pPr>
-        <w:tabs>
-          <w:tab w:val="left" w:pos="-1134"/>
-        </w:tabs>
-        <w:ind w:left="720"/>
-      </w:pPr>
-      <w:r>
-        <w:t xml:space="preserve">    public String </w:t>
-      </w:r>
-      <w:proofErr w:type="spellStart"/>
-      <w:proofErr w:type="gramStart"/>
-      <w:r>
-        <w:t>getAuthor</w:t>
-      </w:r>
-      <w:proofErr w:type="spellEnd"/>
-      <w:r>
-        <w:t>(</w:t>
-      </w:r>
-      <w:proofErr w:type="gramEnd"/>
-      <w:r>
-        <w:t>@PathVariable String name) {</w:t>
-      </w:r>
-    </w:p>
-    <w:p>
-      <w:pPr>
-        <w:tabs>
-          <w:tab w:val="left" w:pos="-1134"/>
-        </w:tabs>
-        <w:ind w:left="720"/>
-      </w:pPr>
-      <w:r>
-        <w:t xml:space="preserve">        return "Author: " + name;</w:t>
-      </w:r>
-    </w:p>
-    <w:p>
-      <w:pPr>
-        <w:tabs>
-          <w:tab w:val="left" w:pos="-1134"/>
-        </w:tabs>
-        <w:ind w:left="720"/>
-      </w:pPr>
-      <w:r>
-        <w:t xml:space="preserve">    }</w:t>
-      </w:r>
-    </w:p>
-    <w:p>
-      <w:pPr>
-        <w:tabs>
-          <w:tab w:val="left" w:pos="-1134"/>
-        </w:tabs>
-        <w:ind w:left="720"/>
-      </w:pPr>
-    </w:p>
-    <w:p>
-      <w:pPr>
-        <w:tabs>
-          <w:tab w:val="left" w:pos="-1134"/>
-        </w:tabs>
-        <w:ind w:left="720"/>
-      </w:pPr>
-      <w:r>
-        <w:t xml:space="preserve">    @PostMapping("/addbook")</w:t>
-      </w:r>
-    </w:p>
-    <w:p>
-      <w:pPr>
-        <w:tabs>
-          <w:tab w:val="left" w:pos="-1134"/>
-        </w:tabs>
-        <w:ind w:left="720"/>
-      </w:pPr>
-      <w:r>
-        <w:t xml:space="preserve">    public String </w:t>
-      </w:r>
-      <w:proofErr w:type="spellStart"/>
-      <w:proofErr w:type="gramStart"/>
-      <w:r>
-        <w:t>addBook</w:t>
-      </w:r>
-      <w:proofErr w:type="spellEnd"/>
-      <w:r>
-        <w:t>(</w:t>
-      </w:r>
-      <w:proofErr w:type="gramEnd"/>
-      <w:r>
-        <w:t>@RequestBody Book book) {</w:t>
-      </w:r>
-    </w:p>
-    <w:p>
-      <w:pPr>
-        <w:tabs>
-          <w:tab w:val="left" w:pos="-1134"/>
-        </w:tabs>
-        <w:ind w:left="720"/>
-      </w:pPr>
-      <w:r>
-        <w:t xml:space="preserve">        </w:t>
-      </w:r>
-      <w:proofErr w:type="spellStart"/>
-      <w:r>
-        <w:t>bookList.add</w:t>
-      </w:r>
-      <w:proofErr w:type="spellEnd"/>
-      <w:r>
-        <w:t>(book);</w:t>
-      </w:r>
-    </w:p>
-    <w:p>
-      <w:pPr>
-        <w:tabs>
-          <w:tab w:val="left" w:pos="-1134"/>
-        </w:tabs>
-        <w:ind w:left="720"/>
-      </w:pPr>
-      <w:r>
-        <w:t xml:space="preserve">        return "Book added: " + </w:t>
-      </w:r>
-      <w:proofErr w:type="spellStart"/>
-      <w:proofErr w:type="gramStart"/>
-      <w:r>
-        <w:t>book.getTitle</w:t>
-      </w:r>
-      <w:proofErr w:type="spellEnd"/>
-      <w:proofErr w:type="gramEnd"/>
-      <w:r>
-        <w:t>();</w:t>
-      </w:r>
-    </w:p>
-    <w:p>
-      <w:pPr>
-        <w:tabs>
-          <w:tab w:val="left" w:pos="-1134"/>
-        </w:tabs>
-        <w:ind w:left="720"/>
-      </w:pPr>
-      <w:r>
-        <w:t xml:space="preserve">    }</w:t>
-      </w:r>
-    </w:p>
-    <w:p>
-      <w:pPr>
-        <w:tabs>
-          <w:tab w:val="left" w:pos="-1134"/>
-        </w:tabs>
-        <w:ind w:left="720"/>
-      </w:pPr>
-    </w:p>
-    <w:p>
-      <w:pPr>
-        <w:tabs>
-          <w:tab w:val="left" w:pos="-1134"/>
-        </w:tabs>
-        <w:ind w:left="720"/>
-      </w:pPr>
-      <w:r>
-        <w:t xml:space="preserve">    @GetMapping("/viewbooks")</w:t>
-      </w:r>
-    </w:p>
-    <w:p>
-      <w:pPr>
-        <w:tabs>
-          <w:tab w:val="left" w:pos="-1134"/>
-        </w:tabs>
-        <w:ind w:left="720"/>
-      </w:pPr>
-      <w:r>
-        <w:t xml:space="preserve">    public List&lt;Book&gt; </w:t>
-      </w:r>
-      <w:proofErr w:type="spellStart"/>
-      <w:proofErr w:type="gramStart"/>
-      <w:r>
-        <w:t>viewBooks</w:t>
-      </w:r>
-      <w:proofErr w:type="spellEnd"/>
-      <w:r>
-        <w:t>(</w:t>
-      </w:r>
-      <w:proofErr w:type="gramEnd"/>
-      <w:r>
-        <w:t>) {</w:t>
-      </w:r>
-    </w:p>
-    <w:p>
-      <w:pPr>
-        <w:tabs>
-          <w:tab w:val="left" w:pos="-1134"/>
-        </w:tabs>
-        <w:ind w:left="720"/>
-      </w:pPr>
-      <w:r>
-        <w:t xml:space="preserve">        return </w:t>
-      </w:r>
-      <w:proofErr w:type="spellStart"/>
-      <w:r>
-        <w:t>bookList</w:t>
-      </w:r>
-      <w:proofErr w:type="spellEnd"/>
-      <w:r>
-        <w:t>;</w:t>
-      </w:r>
-    </w:p>
-    <w:p>
-      <w:pPr>
-        <w:tabs>
-          <w:tab w:val="left" w:pos="-1134"/>
-        </w:tabs>
-        <w:ind w:left="720"/>
-      </w:pPr>
-      <w:r>
-        <w:t xml:space="preserve">    }</w:t>
-      </w:r>
-    </w:p>
-    <w:p>
-      <w:pPr>
-        <w:tabs>
-          <w:tab w:val="left" w:pos="-1134"/>
-        </w:tabs>
-        <w:ind w:left="720"/>
-      </w:pPr>
-      <w:r>
         <w:t>}</w:t>
       </w:r>
     </w:p>
@@ -2144,7 +1398,7 @@
           <w:szCs w:val="32"/>
         </w:rPr>
       </w:pPr>
-      <w:hyperlink r:id="rId7" w:history="1">
+      <w:hyperlink r:id="rId9" w:history="1">
         <w:r>
           <w:rPr>
             <w:rStyle w:val="Hyperlink"/>
@@ -2163,84 +1417,37 @@
         <w:ind w:left="720"/>
       </w:pPr>
       <w:r>
-        <w:t xml:space="preserve">package </w:t>
-      </w:r>
-      <w:proofErr w:type="spellStart"/>
-      <w:r>
-        <w:t>main.java.com.example</w:t>
-      </w:r>
-      <w:proofErr w:type="spellEnd"/>
-      <w:r>
-        <w:t>;</w:t>
-      </w:r>
-    </w:p>
-    <w:p>
-      <w:pPr>
-        <w:tabs>
-          <w:tab w:val="left" w:pos="-1134"/>
-        </w:tabs>
-        <w:ind w:left="720"/>
-      </w:pPr>
-    </w:p>
-    <w:p>
-      <w:pPr>
-        <w:tabs>
-          <w:tab w:val="left" w:pos="-1134"/>
-        </w:tabs>
-        <w:ind w:left="720"/>
-      </w:pPr>
-      <w:r>
-        <w:t xml:space="preserve">import </w:t>
-      </w:r>
-      <w:proofErr w:type="spellStart"/>
-      <w:proofErr w:type="gramStart"/>
-      <w:r>
-        <w:t>org.springframework</w:t>
-      </w:r>
-      <w:proofErr w:type="gramEnd"/>
-      <w:r>
-        <w:t>.</w:t>
-      </w:r>
-      <w:proofErr w:type="gramStart"/>
-      <w:r>
-        <w:t>boot.SpringApplication</w:t>
-      </w:r>
-      <w:proofErr w:type="spellEnd"/>
-      <w:proofErr w:type="gramEnd"/>
-      <w:r>
-        <w:t>;</w:t>
-      </w:r>
-    </w:p>
-    <w:p>
-      <w:pPr>
-        <w:tabs>
-          <w:tab w:val="left" w:pos="-1134"/>
-        </w:tabs>
-        <w:ind w:left="720"/>
-      </w:pPr>
-      <w:r>
-        <w:t xml:space="preserve">import </w:t>
-      </w:r>
-      <w:proofErr w:type="spellStart"/>
-      <w:proofErr w:type="gramStart"/>
-      <w:r>
-        <w:t>org.springframework</w:t>
-      </w:r>
-      <w:proofErr w:type="gramEnd"/>
-      <w:r>
-        <w:t>.</w:t>
-      </w:r>
-      <w:proofErr w:type="gramStart"/>
-      <w:r>
-        <w:t>boot.autoconfigure</w:t>
-      </w:r>
-      <w:proofErr w:type="gramEnd"/>
-      <w:r>
-        <w:t>.SpringBootApplication</w:t>
-      </w:r>
-      <w:proofErr w:type="spellEnd"/>
-      <w:r>
-        <w:t>;</w:t>
+        <w:t>package main.java.com.example;</w:t>
+      </w:r>
+    </w:p>
+    <w:p>
+      <w:pPr>
+        <w:tabs>
+          <w:tab w:val="left" w:pos="-1134"/>
+        </w:tabs>
+        <w:ind w:left="720"/>
+      </w:pPr>
+    </w:p>
+    <w:p>
+      <w:pPr>
+        <w:tabs>
+          <w:tab w:val="left" w:pos="-1134"/>
+        </w:tabs>
+        <w:ind w:left="720"/>
+      </w:pPr>
+      <w:r>
+        <w:t>import org.springframework.boot.SpringApplication;</w:t>
+      </w:r>
+    </w:p>
+    <w:p>
+      <w:pPr>
+        <w:tabs>
+          <w:tab w:val="left" w:pos="-1134"/>
+        </w:tabs>
+        <w:ind w:left="720"/>
+      </w:pPr>
+      <w:r>
+        <w:t>import org.springframework.boot.autoconfigure.SpringBootApplication;</w:t>
       </w:r>
     </w:p>
     <w:p>
@@ -2281,56 +1488,18 @@
         <w:ind w:left="720"/>
       </w:pPr>
       <w:r>
-        <w:lastRenderedPageBreak/>
-        <w:t xml:space="preserve">    public static void </w:t>
-      </w:r>
-      <w:proofErr w:type="gramStart"/>
-      <w:r>
-        <w:t>main(String[</w:t>
-      </w:r>
-      <w:proofErr w:type="gramEnd"/>
-      <w:r>
-        <w:t xml:space="preserve">] </w:t>
-      </w:r>
-      <w:proofErr w:type="spellStart"/>
-      <w:r>
-        <w:t>args</w:t>
-      </w:r>
-      <w:proofErr w:type="spellEnd"/>
-      <w:r>
-        <w:t>) {</w:t>
-      </w:r>
-    </w:p>
-    <w:p>
-      <w:pPr>
-        <w:tabs>
-          <w:tab w:val="left" w:pos="-1134"/>
-        </w:tabs>
-        <w:ind w:left="720"/>
-      </w:pPr>
-      <w:r>
-        <w:t xml:space="preserve">        </w:t>
-      </w:r>
-      <w:proofErr w:type="spellStart"/>
-      <w:proofErr w:type="gramStart"/>
-      <w:r>
-        <w:t>SpringApplication.run</w:t>
-      </w:r>
-      <w:proofErr w:type="spellEnd"/>
-      <w:r>
-        <w:t>(</w:t>
-      </w:r>
-      <w:proofErr w:type="gramEnd"/>
-      <w:r>
-        <w:t xml:space="preserve">Skill6Application.class, </w:t>
-      </w:r>
-      <w:proofErr w:type="spellStart"/>
-      <w:r>
-        <w:t>args</w:t>
-      </w:r>
-      <w:proofErr w:type="spellEnd"/>
-      <w:r>
-        <w:t>);</w:t>
+        <w:t xml:space="preserve">    public static void main(String[] args) {</w:t>
+      </w:r>
+    </w:p>
+    <w:p>
+      <w:pPr>
+        <w:tabs>
+          <w:tab w:val="left" w:pos="-1134"/>
+        </w:tabs>
+        <w:ind w:left="720"/>
+      </w:pPr>
+      <w:r>
+        <w:t xml:space="preserve">        SpringApplication.run(Skill6Application.class, args);</w:t>
       </w:r>
     </w:p>
     <w:p>
@@ -2365,8 +1534,6 @@
           <w:szCs w:val="32"/>
         </w:rPr>
       </w:pPr>
-      <w:proofErr w:type="spellStart"/>
-      <w:proofErr w:type="gramStart"/>
       <w:r>
         <w:rPr>
           <w:b/>
@@ -2376,28 +1543,19 @@
         </w:rPr>
         <w:t>application.properties</w:t>
       </w:r>
-      <w:proofErr w:type="spellEnd"/>
-      <w:proofErr w:type="gramEnd"/>
-    </w:p>
-    <w:p>
-      <w:pPr>
-        <w:tabs>
-          <w:tab w:val="left" w:pos="-1134"/>
-        </w:tabs>
-      </w:pPr>
-      <w:proofErr w:type="spellStart"/>
-      <w:proofErr w:type="gramStart"/>
-      <w:r>
-        <w:t>server.port</w:t>
-      </w:r>
-      <w:proofErr w:type="spellEnd"/>
-      <w:proofErr w:type="gramEnd"/>
-      <w:r>
-        <w:t>=8081</w:t>
+    </w:p>
+    <w:p>
+      <w:pPr>
+        <w:tabs>
+          <w:tab w:val="left" w:pos="-1134"/>
+        </w:tabs>
+      </w:pPr>
+      <w:r>
+        <w:t>server.port=8081</w:t>
       </w:r>
       <w:r>
         <w:pict w14:anchorId="1701B472">
-          <v:rect id="_x0000_i1056" style="width:0;height:1.5pt" o:hralign="center" o:hrstd="t" o:hr="t" fillcolor="#a0a0a0" stroked="f"/>
+          <v:rect id="_x0000_i1026" style="width:0;height:1.5pt" o:hralign="center" o:hrstd="t" o:hr="t" fillcolor="#a0a0a0" stroked="f"/>
         </w:pict>
       </w:r>
     </w:p>
@@ -2422,14 +1580,7 @@
       </w:r>
       <w:r>
         <w:br/>
-      </w:r>
-      <w:proofErr w:type="spellStart"/>
-      <w:r>
-        <w:t>mvn</w:t>
-      </w:r>
-      <w:proofErr w:type="spellEnd"/>
-      <w:r>
-        <w:t xml:space="preserve"> clean install</w:t>
+        <w:t>mvn clean install</w:t>
       </w:r>
     </w:p>
     <w:p>
@@ -2454,29 +1605,13 @@
       <w:r>
         <w:br/>
       </w:r>
-      <w:hyperlink r:id="rId8" w:history="1">
-        <w:proofErr w:type="spellStart"/>
+      <w:hyperlink r:id="rId10" w:history="1">
         <w:r>
           <w:rPr>
             <w:rStyle w:val="Hyperlink"/>
           </w:rPr>
-          <w:t>mvn</w:t>
+          <w:t>mvn spring-boot:run</w:t>
         </w:r>
-        <w:proofErr w:type="spellEnd"/>
-        <w:r>
-          <w:rPr>
-            <w:rStyle w:val="Hyperlink"/>
-          </w:rPr>
-          <w:t xml:space="preserve"> </w:t>
-        </w:r>
-        <w:proofErr w:type="spellStart"/>
-        <w:r>
-          <w:rPr>
-            <w:rStyle w:val="Hyperlink"/>
-          </w:rPr>
-          <w:t>spring-boot:run</w:t>
-        </w:r>
-        <w:proofErr w:type="spellEnd"/>
       </w:hyperlink>
     </w:p>
     <w:p>
@@ -2487,7 +1622,7 @@
       </w:pPr>
       <w:r>
         <w:pict w14:anchorId="37743D60">
-          <v:rect id="_x0000_i1057" style="width:0;height:1.5pt" o:hralign="center" o:hrstd="t" o:hr="t" fillcolor="#a0a0a0" stroked="f"/>
+          <v:rect id="_x0000_i1027" style="width:0;height:1.5pt" o:hralign="center" o:hrstd="t" o:hr="t" fillcolor="#a0a0a0" stroked="f"/>
         </w:pict>
       </w:r>
     </w:p>
@@ -2563,21 +1698,13 @@
           <w:tab w:val="left" w:pos="-1134"/>
         </w:tabs>
       </w:pPr>
-      <w:hyperlink r:id="rId9" w:history="1">
+      <w:hyperlink r:id="rId11" w:history="1">
         <w:r>
           <w:rPr>
             <w:rStyle w:val="Hyperlink"/>
           </w:rPr>
-          <w:t>/</w:t>
+          <w:t>/welcome</w:t>
         </w:r>
-        <w:proofErr w:type="gramStart"/>
-        <w:r>
-          <w:rPr>
-            <w:rStyle w:val="Hyperlink"/>
-          </w:rPr>
-          <w:t>welcome</w:t>
-        </w:r>
-        <w:proofErr w:type="gramEnd"/>
       </w:hyperlink>
       <w:r>
         <w:t> returns welcome message.</w:t>
@@ -2594,17 +1721,7 @@
         </w:tabs>
       </w:pPr>
       <w:r>
-        <w:t>/</w:t>
-      </w:r>
-      <w:proofErr w:type="spellStart"/>
-      <w:proofErr w:type="gramStart"/>
-      <w:r>
-        <w:t>addbook</w:t>
-      </w:r>
-      <w:proofErr w:type="spellEnd"/>
-      <w:proofErr w:type="gramEnd"/>
-      <w:r>
-        <w:t> (POST) adds a book.</w:t>
+        <w:t>/addbook (POST) adds a book.</w:t>
       </w:r>
     </w:p>
     <w:p>
@@ -2618,15 +1735,7 @@
         </w:tabs>
       </w:pPr>
       <w:r>
-        <w:t>/</w:t>
-      </w:r>
-      <w:proofErr w:type="gramStart"/>
-      <w:r>
-        <w:t>viewbooks</w:t>
-      </w:r>
-      <w:proofErr w:type="gramEnd"/>
-      <w:r>
-        <w:t> returns all added books.</w:t>
+        <w:t>/viewbooks returns all added books.</w:t>
       </w:r>
     </w:p>
     <w:p>
@@ -2639,7 +1748,7 @@
           <w:tab w:val="left" w:pos="-1134"/>
         </w:tabs>
       </w:pPr>
-      <w:hyperlink r:id="rId10" w:history="1">
+      <w:hyperlink r:id="rId12" w:history="1">
         <w:r>
           <w:rPr>
             <w:rStyle w:val="Hyperlink"/>
@@ -2662,28 +1771,7 @@
         </w:tabs>
       </w:pPr>
       <w:r>
-        <w:t>/</w:t>
-      </w:r>
-      <w:proofErr w:type="spellStart"/>
-      <w:proofErr w:type="gramStart"/>
-      <w:r>
-        <w:t>search</w:t>
-      </w:r>
-      <w:proofErr w:type="gramEnd"/>
-      <w:r>
-        <w:t>?title</w:t>
-      </w:r>
-      <w:proofErr w:type="spellEnd"/>
-      <w:r>
-        <w:t>=</w:t>
-      </w:r>
-      <w:proofErr w:type="spellStart"/>
-      <w:r>
-        <w:t>xyz</w:t>
-      </w:r>
-      <w:proofErr w:type="spellEnd"/>
-      <w:r>
-        <w:t> confirms search.</w:t>
+        <w:t>/search?title=xyz confirms search.</w:t>
       </w:r>
     </w:p>
     <w:p>
@@ -2696,7 +1784,7 @@
           <w:tab w:val="left" w:pos="-1134"/>
         </w:tabs>
       </w:pPr>
-      <w:hyperlink r:id="rId11" w:history="1">
+      <w:hyperlink r:id="rId13" w:history="1">
         <w:r>
           <w:rPr>
             <w:rStyle w:val="Hyperlink"/>
@@ -2725,6 +1813,7 @@
           <w:sz w:val="32"/>
           <w:szCs w:val="32"/>
         </w:rPr>
+        <w:lastRenderedPageBreak/>
         <w:t>Expected Output</w:t>
       </w:r>
     </w:p>
@@ -2766,77 +1855,17 @@
           <w:tab w:val="left" w:pos="-1134"/>
         </w:tabs>
       </w:pPr>
-      <w:hyperlink r:id="rId12" w:history="1">
-        <w:r>
-          <w:rPr>
-            <w:rStyle w:val="Hyperlink"/>
-          </w:rPr>
-          <w:t>/</w:t>
-        </w:r>
-        <w:proofErr w:type="gramStart"/>
-        <w:r>
-          <w:rPr>
-            <w:rStyle w:val="Hyperlink"/>
-          </w:rPr>
-          <w:t>welcome</w:t>
-        </w:r>
-        <w:proofErr w:type="gramEnd"/>
-      </w:hyperlink>
-      <w:r>
-        <w:t>: "Welcome to the Online Library System"</w:t>
-      </w:r>
-    </w:p>
-    <w:p>
-      <w:pPr>
-        <w:numPr>
-          <w:ilvl w:val="1"/>
-          <w:numId w:val="7"/>
-        </w:numPr>
-        <w:tabs>
-          <w:tab w:val="left" w:pos="-1134"/>
-        </w:tabs>
-      </w:pPr>
-      <w:r>
-        <w:t>/</w:t>
-      </w:r>
-      <w:proofErr w:type="spellStart"/>
-      <w:r>
-        <w:t>addbook</w:t>
-      </w:r>
-      <w:proofErr w:type="spellEnd"/>
-      <w:r>
-        <w:t> (POST JSON): </w:t>
-      </w:r>
-      <w:hyperlink r:id="rId13" w:history="1">
-        <w:r>
-          <w:rPr>
-            <w:rStyle w:val="Hyperlink"/>
-          </w:rPr>
-          <w:t>{"id":1,"title":"Java","author":"Hareesh"}</w:t>
-        </w:r>
-      </w:hyperlink>
-    </w:p>
-    <w:p>
-      <w:pPr>
-        <w:numPr>
-          <w:ilvl w:val="1"/>
-          <w:numId w:val="7"/>
-        </w:numPr>
-        <w:tabs>
-          <w:tab w:val="left" w:pos="-1134"/>
-        </w:tabs>
-      </w:pPr>
-      <w:r>
-        <w:t>/viewbooks: </w:t>
-      </w:r>
       <w:hyperlink r:id="rId14" w:history="1">
         <w:r>
           <w:rPr>
             <w:rStyle w:val="Hyperlink"/>
           </w:rPr>
-          <w:t>[{"id":1,"title":"Java","author":"Hareesh"}]</w:t>
+          <w:t>/welcome</w:t>
         </w:r>
       </w:hyperlink>
+      <w:r>
+        <w:t>: "Welcome to the Online Library System"</w:t>
+      </w:r>
     </w:p>
     <w:p>
       <w:pPr>
@@ -2849,7 +1878,7 @@
         </w:tabs>
       </w:pPr>
       <w:r>
-        <w:t>/books/1: </w:t>
+        <w:t>/addbook (POST JSON): </w:t>
       </w:r>
       <w:hyperlink r:id="rId15" w:history="1">
         <w:r>
@@ -2862,13 +1891,57 @@
     </w:p>
     <w:p>
       <w:pPr>
+        <w:numPr>
+          <w:ilvl w:val="1"/>
+          <w:numId w:val="7"/>
+        </w:numPr>
+        <w:tabs>
+          <w:tab w:val="left" w:pos="-1134"/>
+        </w:tabs>
+      </w:pPr>
+      <w:r>
+        <w:t>/viewbooks: </w:t>
+      </w:r>
+      <w:hyperlink r:id="rId16" w:history="1">
+        <w:r>
+          <w:rPr>
+            <w:rStyle w:val="Hyperlink"/>
+          </w:rPr>
+          <w:t>[{"id":1,"title":"Java","author":"Hareesh"}]</w:t>
+        </w:r>
+      </w:hyperlink>
+    </w:p>
+    <w:p>
+      <w:pPr>
+        <w:numPr>
+          <w:ilvl w:val="1"/>
+          <w:numId w:val="7"/>
+        </w:numPr>
+        <w:tabs>
+          <w:tab w:val="left" w:pos="-1134"/>
+        </w:tabs>
+      </w:pPr>
+      <w:r>
+        <w:t>/books/1: </w:t>
+      </w:r>
+      <w:hyperlink r:id="rId17" w:history="1">
+        <w:r>
+          <w:rPr>
+            <w:rStyle w:val="Hyperlink"/>
+          </w:rPr>
+          <w:t>{"id":1,"title":"Java","author":"Hareesh"}</w:t>
+        </w:r>
+      </w:hyperlink>
+    </w:p>
+    <w:p>
+      <w:pPr>
         <w:tabs>
           <w:tab w:val="left" w:pos="-1134"/>
         </w:tabs>
       </w:pPr>
       <w:r>
         <w:pict w14:anchorId="01635C0D">
-          <v:rect id="_x0000_i1058" style="width:0;height:1.5pt" o:hralign="center" o:hrstd="t" o:hr="t" fillcolor="#a0a0a0" stroked="f"/>
+          <v:rect id="_x0000_i1028" style="width:0;height:1.5pt" o:hralign="center" o:hrstd="t" o:hr="t" fillcolor="#a0a0a0" stroked="f"/>
         </w:pict>
       </w:r>
     </w:p>
@@ -2917,15 +1990,7 @@
         </w:tabs>
       </w:pPr>
       <w:r>
-        <w:t xml:space="preserve">Implemented Book model and </w:t>
-      </w:r>
-      <w:proofErr w:type="spellStart"/>
-      <w:r>
-        <w:t>LibraryController</w:t>
-      </w:r>
-      <w:proofErr w:type="spellEnd"/>
-      <w:r>
-        <w:t xml:space="preserve"> with all required endpoints.</w:t>
+        <w:t>Implemented Book model and LibraryController with all required endpoints.</w:t>
       </w:r>
     </w:p>
     <w:p>
@@ -2939,7 +2004,6 @@
         </w:tabs>
       </w:pPr>
       <w:r>
-        <w:lastRenderedPageBreak/>
         <w:t>Used @RestController, @GetMapping, @PostMapping, @PathVariable, @RequestParam.</w:t>
       </w:r>
     </w:p>
@@ -2954,17 +2018,7 @@
         </w:tabs>
       </w:pPr>
       <w:r>
-        <w:t xml:space="preserve">Configured port in </w:t>
-      </w:r>
-      <w:proofErr w:type="spellStart"/>
-      <w:proofErr w:type="gramStart"/>
-      <w:r>
-        <w:t>application.properties</w:t>
-      </w:r>
-      <w:proofErr w:type="spellEnd"/>
-      <w:proofErr w:type="gramEnd"/>
-      <w:r>
-        <w:t xml:space="preserve"> to avoid conflicts.</w:t>
+        <w:t>Configured port in application.properties to avoid conflicts.</w:t>
       </w:r>
     </w:p>
     <w:p>
@@ -2989,7 +2043,7 @@
       </w:pPr>
       <w:r>
         <w:pict w14:anchorId="5BCF1FD5">
-          <v:rect id="_x0000_i1059" style="width:0;height:1.5pt" o:hralign="center" o:hrstd="t" o:hr="t" fillcolor="#a0a0a0" stroked="f"/>
+          <v:rect id="_x0000_i1029" style="width:0;height:1.5pt" o:hralign="center" o:hrstd="t" o:hr="t" fillcolor="#a0a0a0" stroked="f"/>
         </w:pict>
       </w:r>
     </w:p>
@@ -3056,29 +2110,7 @@
           <w:sz w:val="48"/>
           <w:szCs w:val="48"/>
         </w:rPr>
-        <w:t xml:space="preserve">Output </w:t>
-      </w:r>
-      <w:proofErr w:type="gramStart"/>
-      <w:r>
-        <w:rPr>
-          <w:b/>
-          <w:bCs/>
-          <w:color w:val="EE0000"/>
-          <w:sz w:val="48"/>
-          <w:szCs w:val="48"/>
-        </w:rPr>
-        <w:t>screenshots :</w:t>
-      </w:r>
-      <w:proofErr w:type="gramEnd"/>
-      <w:r>
-        <w:rPr>
-          <w:b/>
-          <w:bCs/>
-          <w:color w:val="EE0000"/>
-          <w:sz w:val="48"/>
-          <w:szCs w:val="48"/>
-        </w:rPr>
-        <w:t xml:space="preserve"> </w:t>
+        <w:t xml:space="preserve">Output screenshots : </w:t>
       </w:r>
     </w:p>
     <w:p>
@@ -3103,6 +2135,7 @@
           <w:sz w:val="48"/>
           <w:szCs w:val="48"/>
         </w:rPr>
+        <w:lastRenderedPageBreak/>
         <w:drawing>
           <wp:inline distT="0" distB="0" distL="0" distR="0" wp14:anchorId="3F728385" wp14:editId="5C5B6322">
             <wp:extent cx="7200900" cy="4599305"/>
@@ -3119,7 +2152,7 @@
                     <pic:cNvPicPr/>
                   </pic:nvPicPr>
                   <pic:blipFill>
-                    <a:blip r:embed="rId16">
+                    <a:blip r:embed="rId18">
                       <a:extLst>
                         <a:ext uri="{28A0092B-C50C-407E-A947-70E740481C1C}">
                           <a14:useLocalDpi xmlns:a14="http://schemas.microsoft.com/office/drawing/2010/main" val="0"/>
@@ -3170,7 +2203,7 @@
         </w:rPr>
         <w:lastRenderedPageBreak/>
         <w:drawing>
-          <wp:inline distT="0" distB="0" distL="0" distR="0" wp14:anchorId="575BC88A" wp14:editId="025E3076">
+          <wp:inline distT="0" distB="0" distL="0" distR="0" wp14:anchorId="575BC88A" wp14:editId="1DA5FB91">
             <wp:extent cx="7200900" cy="4050665"/>
             <wp:effectExtent l="0" t="0" r="0" b="6985"/>
             <wp:docPr id="124151267" name="Picture 2"/>
@@ -3185,7 +2218,7 @@
                     <pic:cNvPicPr/>
                   </pic:nvPicPr>
                   <pic:blipFill>
-                    <a:blip r:embed="rId17" cstate="print">
+                    <a:blip r:embed="rId19" cstate="print">
                       <a:extLst>
                         <a:ext uri="{28A0092B-C50C-407E-A947-70E740481C1C}">
                           <a14:useLocalDpi xmlns:a14="http://schemas.microsoft.com/office/drawing/2010/main" val="0"/>
@@ -3236,7 +2269,7 @@
                     <pic:cNvPicPr/>
                   </pic:nvPicPr>
                   <pic:blipFill>
-                    <a:blip r:embed="rId18">
+                    <a:blip r:embed="rId20">
                       <a:extLst>
                         <a:ext uri="{28A0092B-C50C-407E-A947-70E740481C1C}">
                           <a14:useLocalDpi xmlns:a14="http://schemas.microsoft.com/office/drawing/2010/main" val="0"/>
@@ -3271,6 +2304,7 @@
           <w:sz w:val="48"/>
           <w:szCs w:val="48"/>
         </w:rPr>
+        <w:lastRenderedPageBreak/>
         <w:drawing>
           <wp:inline distT="0" distB="0" distL="0" distR="0" wp14:anchorId="6D87872D" wp14:editId="60903135">
             <wp:extent cx="7200900" cy="3041650"/>
@@ -3287,7 +2321,7 @@
                     <pic:cNvPicPr/>
                   </pic:nvPicPr>
                   <pic:blipFill>
-                    <a:blip r:embed="rId19">
+                    <a:blip r:embed="rId21">
                       <a:extLst>
                         <a:ext uri="{28A0092B-C50C-407E-A947-70E740481C1C}">
                           <a14:useLocalDpi xmlns:a14="http://schemas.microsoft.com/office/drawing/2010/main" val="0"/>
@@ -3322,7 +2356,6 @@
           <w:sz w:val="48"/>
           <w:szCs w:val="48"/>
         </w:rPr>
-        <w:lastRenderedPageBreak/>
         <w:drawing>
           <wp:inline distT="0" distB="0" distL="0" distR="0" wp14:anchorId="5E88FD52" wp14:editId="5EDB4318">
             <wp:extent cx="7200900" cy="2964815"/>
@@ -3339,7 +2372,7 @@
                     <pic:cNvPicPr/>
                   </pic:nvPicPr>
                   <pic:blipFill>
-                    <a:blip r:embed="rId20">
+                    <a:blip r:embed="rId22">
                       <a:extLst>
                         <a:ext uri="{28A0092B-C50C-407E-A947-70E740481C1C}">
                           <a14:useLocalDpi xmlns:a14="http://schemas.microsoft.com/office/drawing/2010/main" val="0"/>
@@ -3374,6 +2407,7 @@
           <w:sz w:val="48"/>
           <w:szCs w:val="48"/>
         </w:rPr>
+        <w:lastRenderedPageBreak/>
         <w:drawing>
           <wp:inline distT="0" distB="0" distL="0" distR="0" wp14:anchorId="5C331EA5" wp14:editId="389AC524">
             <wp:extent cx="7200900" cy="3573145"/>
@@ -3390,7 +2424,7 @@
                     <pic:cNvPicPr/>
                   </pic:nvPicPr>
                   <pic:blipFill>
-                    <a:blip r:embed="rId21">
+                    <a:blip r:embed="rId23">
                       <a:extLst>
                         <a:ext uri="{28A0092B-C50C-407E-A947-70E740481C1C}">
                           <a14:useLocalDpi xmlns:a14="http://schemas.microsoft.com/office/drawing/2010/main" val="0"/>
@@ -3441,7 +2475,7 @@
                     <pic:cNvPicPr/>
                   </pic:nvPicPr>
                   <pic:blipFill>
-                    <a:blip r:embed="rId22">
+                    <a:blip r:embed="rId24">
                       <a:extLst>
                         <a:ext uri="{28A0092B-C50C-407E-A947-70E740481C1C}">
                           <a14:useLocalDpi xmlns:a14="http://schemas.microsoft.com/office/drawing/2010/main" val="0"/>
@@ -3476,7 +2510,6 @@
           <w:sz w:val="48"/>
           <w:szCs w:val="48"/>
         </w:rPr>
-        <w:lastRenderedPageBreak/>
         <w:drawing>
           <wp:inline distT="0" distB="0" distL="0" distR="0" wp14:anchorId="63BE15E4" wp14:editId="432986C4">
             <wp:extent cx="7200900" cy="1960245"/>
@@ -3493,7 +2526,7 @@
                     <pic:cNvPicPr/>
                   </pic:nvPicPr>
                   <pic:blipFill>
-                    <a:blip r:embed="rId23">
+                    <a:blip r:embed="rId25">
                       <a:extLst>
                         <a:ext uri="{28A0092B-C50C-407E-A947-70E740481C1C}">
                           <a14:useLocalDpi xmlns:a14="http://schemas.microsoft.com/office/drawing/2010/main" val="0"/>
@@ -3528,6 +2561,7 @@
           <w:sz w:val="48"/>
           <w:szCs w:val="48"/>
         </w:rPr>
+        <w:lastRenderedPageBreak/>
         <w:drawing>
           <wp:inline distT="0" distB="0" distL="0" distR="0" wp14:anchorId="56FB3FA9" wp14:editId="1B522372">
             <wp:extent cx="7200900" cy="1688465"/>
@@ -3544,7 +2578,7 @@
                     <pic:cNvPicPr/>
                   </pic:nvPicPr>
                   <pic:blipFill>
-                    <a:blip r:embed="rId24">
+                    <a:blip r:embed="rId26">
                       <a:extLst>
                         <a:ext uri="{28A0092B-C50C-407E-A947-70E740481C1C}">
                           <a14:useLocalDpi xmlns:a14="http://schemas.microsoft.com/office/drawing/2010/main" val="0"/>
@@ -3595,7 +2629,7 @@
                     <pic:cNvPicPr/>
                   </pic:nvPicPr>
                   <pic:blipFill>
-                    <a:blip r:embed="rId25">
+                    <a:blip r:embed="rId27">
                       <a:extLst>
                         <a:ext uri="{28A0092B-C50C-407E-A947-70E740481C1C}">
                           <a14:useLocalDpi xmlns:a14="http://schemas.microsoft.com/office/drawing/2010/main" val="0"/>
@@ -3647,7 +2681,7 @@
                     <pic:cNvPicPr/>
                   </pic:nvPicPr>
                   <pic:blipFill>
-                    <a:blip r:embed="rId26">
+                    <a:blip r:embed="rId28">
                       <a:extLst>
                         <a:ext uri="{28A0092B-C50C-407E-A947-70E740481C1C}">
                           <a14:useLocalDpi xmlns:a14="http://schemas.microsoft.com/office/drawing/2010/main" val="0"/>
@@ -3699,7 +2733,7 @@
                     <pic:cNvPicPr/>
                   </pic:nvPicPr>
                   <pic:blipFill>
-                    <a:blip r:embed="rId27">
+                    <a:blip r:embed="rId29">
                       <a:extLst>
                         <a:ext uri="{28A0092B-C50C-407E-A947-70E740481C1C}">
                           <a14:useLocalDpi xmlns:a14="http://schemas.microsoft.com/office/drawing/2010/main" val="0"/>
@@ -3726,7 +2760,121 @@
         </w:drawing>
       </w:r>
     </w:p>
+    <w:p>
+      <w:pPr>
+        <w:tabs>
+          <w:tab w:val="left" w:pos="-1134"/>
+        </w:tabs>
+        <w:rPr>
+          <w:b/>
+          <w:bCs/>
+          <w:color w:val="EE0000"/>
+          <w:sz w:val="48"/>
+          <w:szCs w:val="48"/>
+        </w:rPr>
+      </w:pPr>
+    </w:p>
+    <w:p>
+      <w:pPr>
+        <w:tabs>
+          <w:tab w:val="left" w:pos="-1134"/>
+        </w:tabs>
+        <w:rPr>
+          <w:b/>
+          <w:bCs/>
+          <w:color w:val="EE0000"/>
+          <w:sz w:val="36"/>
+          <w:szCs w:val="36"/>
+        </w:rPr>
+      </w:pPr>
+      <w:r>
+        <w:rPr>
+          <w:b/>
+          <w:bCs/>
+          <w:color w:val="EE0000"/>
+          <w:sz w:val="36"/>
+          <w:szCs w:val="36"/>
+        </w:rPr>
+        <w:t>GitHub Repository Link</w:t>
+      </w:r>
+    </w:p>
+    <w:p>
+      <w:pPr>
+        <w:tabs>
+          <w:tab w:val="left" w:pos="-1134"/>
+        </w:tabs>
+        <w:rPr>
+          <w:b/>
+          <w:bCs/>
+          <w:color w:val="EE0000"/>
+          <w:sz w:val="36"/>
+          <w:szCs w:val="36"/>
+        </w:rPr>
+      </w:pPr>
+      <w:r>
+        <w:rPr>
+          <w:b/>
+          <w:bCs/>
+          <w:color w:val="EE0000"/>
+          <w:sz w:val="36"/>
+          <w:szCs w:val="36"/>
+        </w:rPr>
+        <w:t>The complete source code for this experiment is available in the following GitHub repository:</w:t>
+      </w:r>
+    </w:p>
+    <w:p>
+      <w:pPr>
+        <w:tabs>
+          <w:tab w:val="left" w:pos="-1134"/>
+        </w:tabs>
+        <w:rPr>
+          <w:b/>
+          <w:bCs/>
+          <w:color w:val="EE0000"/>
+          <w:sz w:val="36"/>
+          <w:szCs w:val="36"/>
+        </w:rPr>
+      </w:pPr>
+      <w:r>
+        <w:rPr>
+          <w:b/>
+          <w:bCs/>
+          <w:color w:val="EE0000"/>
+          <w:sz w:val="36"/>
+          <w:szCs w:val="36"/>
+        </w:rPr>
+        <w:t>Repository:</w:t>
+      </w:r>
+      <w:r>
+        <w:rPr>
+          <w:b/>
+          <w:bCs/>
+          <w:color w:val="EE0000"/>
+          <w:sz w:val="36"/>
+          <w:szCs w:val="36"/>
+        </w:rPr>
+        <w:br/>
+      </w:r>
+      <w:hyperlink r:id="rId30" w:tgtFrame="_new" w:history="1">
+        <w:r>
+          <w:rPr>
+            <w:rStyle w:val="Hyperlink"/>
+            <w:b/>
+            <w:bCs/>
+            <w:sz w:val="36"/>
+            <w:szCs w:val="36"/>
+          </w:rPr>
+          <w:t>https://github.com/Hareesh-Reddy-9126/2400090155_FSAD_SKILL_11.git</w:t>
+        </w:r>
+      </w:hyperlink>
+    </w:p>
     <w:sectPr>
+      <w:headerReference w:type="even" r:id="rId31"/>
+      <w:headerReference w:type="default" r:id="rId32"/>
+      <w:footerReference w:type="even" r:id="rId33"/>
+      <w:footerReference w:type="default" r:id="rId34"/>
+      <w:headerReference w:type="first" r:id="rId35"/>
+      <w:footerReference w:type="first" r:id="rId36"/>
       <w:pgSz w:w="11906" w:h="16838"/>
       <w:pgMar w:top="426" w:right="282" w:bottom="426" w:left="284" w:header="708" w:footer="708" w:gutter="0"/>
       <w:cols w:space="708"/>
@@ -3734,6 +2882,116 @@
     </w:sectPr>
   </w:body>
 </w:document>
+</file>
+
+<file path=word/endnotes.xml><?xml version="1.0" encoding="utf-8"?>
+<w:endnotes xmlns:wpc="http://schemas.microsoft.com/office/word/2010/wordprocessingCanvas" xmlns:cx="http://schemas.microsoft.com/office/drawing/2014/chartex" xmlns:cx1="http://schemas.microsoft.com/office/drawing/2015/9/8/chartex" xmlns:cx2="http://schemas.microsoft.com/office/drawing/2015/10/21/chartex" xmlns:cx3="http://schemas.microsoft.com/office/drawing/2016/5/9/chartex" xmlns:cx4="http://schemas.microsoft.com/office/drawing/2016/5/10/chartex" xmlns:cx5="http://schemas.microsoft.com/office/drawing/2016/5/11/chartex" xmlns:cx6="http://schemas.microsoft.com/office/drawing/2016/5/12/chartex" xmlns:cx7="http://schemas.microsoft.com/office/drawing/2016/5/13/chartex" xmlns:cx8="http://schemas.microsoft.com/office/drawing/2016/5/14/chartex" xmlns:mc="http://schemas.openxmlformats.org/markup-compatibility/2006" xmlns:aink="http://schemas.microsoft.com/office/drawing/2016/ink" xmlns:am3d="http://schemas.microsoft.com/office/drawing/2017/model3d" xmlns:o="urn:schemas-microsoft-com:office:office" xmlns:oel="http://schemas.microsoft.com/office/2019/extlst" xmlns:r="http://schemas.openxmlformats.org/officeDocument/2006/relationships" xmlns:m="http://schemas.openxmlformats.org/officeDocument/2006/math" xmlns:v="urn:schemas-microsoft-com:vml" xmlns:wp14="http://schemas.microsoft.com/office/word/2010/wordprocessingDrawing" xmlns:wp="http://schemas.openxmlformats.org/drawingml/2006/wordprocessingDrawing" xmlns:w10="urn:schemas-microsoft-com:office:word" xmlns:w="http://schemas.openxmlformats.org/wordprocessingml/2006/main" xmlns:w14="http://schemas.microsoft.com/office/word/2010/wordml" xmlns:w15="http://schemas.microsoft.com/office/word/2012/wordml" xmlns:w16cex="http://schemas.microsoft.com/office/word/2018/wordml/cex" xmlns:w16cid="http://schemas.microsoft.com/office/word/2016/wordml/cid" xmlns:w16="http://schemas.microsoft.com/office/word/2018/wordml" xmlns:w16du="http://schemas.microsoft.com/office/word/2023/wordml/word16du" xmlns:w16sdtdh="http://schemas.microsoft.com/office/word/2020/wordml/sdtdatahash" xmlns:w16sdtfl="http://schemas.microsoft.com/office/word/2024/wordml/sdtformatlock" xmlns:w16se="http://schemas.microsoft.com/office/word/2015/wordml/symex" xmlns:wpg="http://schemas.microsoft.com/office/word/2010/wordprocessingGroup" xmlns:wpi="http://schemas.microsoft.com/office/word/2010/wordprocessingInk" xmlns:wne="http://schemas.microsoft.com/office/word/2006/wordml" xmlns:wps="http://schemas.microsoft.com/office/word/2010/wordprocessingShape" mc:Ignorable="w14 w15 w16se w16cid w16 w16cex w16sdtdh w16sdtfl w16du wp14">
+  <w:endnote w:type="separator" w:id="-1">
+    <w:p>
+      <w:pPr>
+        <w:spacing w:after="0" w:line="240" w:lineRule="auto"/>
+      </w:pPr>
+      <w:r>
+        <w:separator/>
+      </w:r>
+    </w:p>
+  </w:endnote>
+  <w:endnote w:type="continuationSeparator" w:id="0">
+    <w:p>
+      <w:pPr>
+        <w:spacing w:after="0" w:line="240" w:lineRule="auto"/>
+      </w:pPr>
+      <w:r>
+        <w:continuationSeparator/>
+      </w:r>
+    </w:p>
+  </w:endnote>
+</w:endnotes>
+</file>
+
+<file path=word/footer1.xml><?xml version="1.0" encoding="utf-8"?>
+<w:ftr xmlns:wpc="http://schemas.microsoft.com/office/word/2010/wordprocessingCanvas" xmlns:cx="http://schemas.microsoft.com/office/drawing/2014/chartex" xmlns:cx1="http://schemas.microsoft.com/office/drawing/2015/9/8/chartex" xmlns:cx2="http://schemas.microsoft.com/office/drawing/2015/10/21/chartex" xmlns:cx3="http://schemas.microsoft.com/office/drawing/2016/5/9/chartex" xmlns:cx4="http://schemas.microsoft.com/office/drawing/2016/5/10/chartex" xmlns:cx5="http://schemas.microsoft.com/office/drawing/2016/5/11/chartex" xmlns:cx6="http://schemas.microsoft.com/office/drawing/2016/5/12/chartex" xmlns:cx7="http://schemas.microsoft.com/office/drawing/2016/5/13/chartex" xmlns:cx8="http://schemas.microsoft.com/office/drawing/2016/5/14/chartex" xmlns:mc="http://schemas.openxmlformats.org/markup-compatibility/2006" xmlns:aink="http://schemas.microsoft.com/office/drawing/2016/ink" xmlns:am3d="http://schemas.microsoft.com/office/drawing/2017/model3d" xmlns:o="urn:schemas-microsoft-com:office:office" xmlns:oel="http://schemas.microsoft.com/office/2019/extlst" xmlns:r="http://schemas.openxmlformats.org/officeDocument/2006/relationships" xmlns:m="http://schemas.openxmlformats.org/officeDocument/2006/math" xmlns:v="urn:schemas-microsoft-com:vml" xmlns:wp14="http://schemas.microsoft.com/office/word/2010/wordprocessingDrawing" xmlns:wp="http://schemas.openxmlformats.org/drawingml/2006/wordprocessingDrawing" xmlns:w10="urn:schemas-microsoft-com:office:word" xmlns:w="http://schemas.openxmlformats.org/wordprocessingml/2006/main" xmlns:w14="http://schemas.microsoft.com/office/word/2010/wordml" xmlns:w15="http://schemas.microsoft.com/office/word/2012/wordml" xmlns:w16cex="http://schemas.microsoft.com/office/word/2018/wordml/cex" xmlns:w16cid="http://schemas.microsoft.com/office/word/2016/wordml/cid" xmlns:w16="http://schemas.microsoft.com/office/word/2018/wordml" xmlns:w16du="http://schemas.microsoft.com/office/word/2023/wordml/word16du" xmlns:w16sdtdh="http://schemas.microsoft.com/office/word/2020/wordml/sdtdatahash" xmlns:w16sdtfl="http://schemas.microsoft.com/office/word/2024/wordml/sdtformatlock" xmlns:w16se="http://schemas.microsoft.com/office/word/2015/wordml/symex" xmlns:wpg="http://schemas.microsoft.com/office/word/2010/wordprocessingGroup" xmlns:wpi="http://schemas.microsoft.com/office/word/2010/wordprocessingInk" xmlns:wne="http://schemas.microsoft.com/office/word/2006/wordml" xmlns:wps="http://schemas.microsoft.com/office/word/2010/wordprocessingShape" mc:Ignorable="w14 w15 w16se w16cid w16 w16cex w16sdtdh w16sdtfl w16du wp14">
+  <w:p>
+    <w:pPr>
+      <w:pStyle w:val="Footer"/>
+    </w:pPr>
+  </w:p>
+</w:ftr>
+</file>
+
+<file path=word/footer2.xml><?xml version="1.0" encoding="utf-8"?>
+<w:ftr xmlns:wpc="http://schemas.microsoft.com/office/word/2010/wordprocessingCanvas" xmlns:cx="http://schemas.microsoft.com/office/drawing/2014/chartex" xmlns:cx1="http://schemas.microsoft.com/office/drawing/2015/9/8/chartex" xmlns:cx2="http://schemas.microsoft.com/office/drawing/2015/10/21/chartex" xmlns:cx3="http://schemas.microsoft.com/office/drawing/2016/5/9/chartex" xmlns:cx4="http://schemas.microsoft.com/office/drawing/2016/5/10/chartex" xmlns:cx5="http://schemas.microsoft.com/office/drawing/2016/5/11/chartex" xmlns:cx6="http://schemas.microsoft.com/office/drawing/2016/5/12/chartex" xmlns:cx7="http://schemas.microsoft.com/office/drawing/2016/5/13/chartex" xmlns:cx8="http://schemas.microsoft.com/office/drawing/2016/5/14/chartex" xmlns:mc="http://schemas.openxmlformats.org/markup-compatibility/2006" xmlns:aink="http://schemas.microsoft.com/office/drawing/2016/ink" xmlns:am3d="http://schemas.microsoft.com/office/drawing/2017/model3d" xmlns:o="urn:schemas-microsoft-com:office:office" xmlns:oel="http://schemas.microsoft.com/office/2019/extlst" xmlns:r="http://schemas.openxmlformats.org/officeDocument/2006/relationships" xmlns:m="http://schemas.openxmlformats.org/officeDocument/2006/math" xmlns:v="urn:schemas-microsoft-com:vml" xmlns:wp14="http://schemas.microsoft.com/office/word/2010/wordprocessingDrawing" xmlns:wp="http://schemas.openxmlformats.org/drawingml/2006/wordprocessingDrawing" xmlns:w10="urn:schemas-microsoft-com:office:word" xmlns:w="http://schemas.openxmlformats.org/wordprocessingml/2006/main" xmlns:w14="http://schemas.microsoft.com/office/word/2010/wordml" xmlns:w15="http://schemas.microsoft.com/office/word/2012/wordml" xmlns:w16cex="http://schemas.microsoft.com/office/word/2018/wordml/cex" xmlns:w16cid="http://schemas.microsoft.com/office/word/2016/wordml/cid" xmlns:w16="http://schemas.microsoft.com/office/word/2018/wordml" xmlns:w16du="http://schemas.microsoft.com/office/word/2023/wordml/word16du" xmlns:w16sdtdh="http://schemas.microsoft.com/office/word/2020/wordml/sdtdatahash" xmlns:w16sdtfl="http://schemas.microsoft.com/office/word/2024/wordml/sdtformatlock" xmlns:w16se="http://schemas.microsoft.com/office/word/2015/wordml/symex" xmlns:wpg="http://schemas.microsoft.com/office/word/2010/wordprocessingGroup" xmlns:wpi="http://schemas.microsoft.com/office/word/2010/wordprocessingInk" xmlns:wne="http://schemas.microsoft.com/office/word/2006/wordml" xmlns:wps="http://schemas.microsoft.com/office/word/2010/wordprocessingShape" mc:Ignorable="w14 w15 w16se w16cid w16 w16cex w16sdtdh w16sdtfl w16du wp14">
+  <w:p>
+    <w:pPr>
+      <w:pStyle w:val="Footer"/>
+    </w:pPr>
+  </w:p>
+</w:ftr>
+</file>
+
+<file path=word/footer3.xml><?xml version="1.0" encoding="utf-8"?>
+<w:ftr xmlns:wpc="http://schemas.microsoft.com/office/word/2010/wordprocessingCanvas" xmlns:cx="http://schemas.microsoft.com/office/drawing/2014/chartex" xmlns:cx1="http://schemas.microsoft.com/office/drawing/2015/9/8/chartex" xmlns:cx2="http://schemas.microsoft.com/office/drawing/2015/10/21/chartex" xmlns:cx3="http://schemas.microsoft.com/office/drawing/2016/5/9/chartex" xmlns:cx4="http://schemas.microsoft.com/office/drawing/2016/5/10/chartex" xmlns:cx5="http://schemas.microsoft.com/office/drawing/2016/5/11/chartex" xmlns:cx6="http://schemas.microsoft.com/office/drawing/2016/5/12/chartex" xmlns:cx7="http://schemas.microsoft.com/office/drawing/2016/5/13/chartex" xmlns:cx8="http://schemas.microsoft.com/office/drawing/2016/5/14/chartex" xmlns:mc="http://schemas.openxmlformats.org/markup-compatibility/2006" xmlns:aink="http://schemas.microsoft.com/office/drawing/2016/ink" xmlns:am3d="http://schemas.microsoft.com/office/drawing/2017/model3d" xmlns:o="urn:schemas-microsoft-com:office:office" xmlns:oel="http://schemas.microsoft.com/office/2019/extlst" xmlns:r="http://schemas.openxmlformats.org/officeDocument/2006/relationships" xmlns:m="http://schemas.openxmlformats.org/officeDocument/2006/math" xmlns:v="urn:schemas-microsoft-com:vml" xmlns:wp14="http://schemas.microsoft.com/office/word/2010/wordprocessingDrawing" xmlns:wp="http://schemas.openxmlformats.org/drawingml/2006/wordprocessingDrawing" xmlns:w10="urn:schemas-microsoft-com:office:word" xmlns:w="http://schemas.openxmlformats.org/wordprocessingml/2006/main" xmlns:w14="http://schemas.microsoft.com/office/word/2010/wordml" xmlns:w15="http://schemas.microsoft.com/office/word/2012/wordml" xmlns:w16cex="http://schemas.microsoft.com/office/word/2018/wordml/cex" xmlns:w16cid="http://schemas.microsoft.com/office/word/2016/wordml/cid" xmlns:w16="http://schemas.microsoft.com/office/word/2018/wordml" xmlns:w16du="http://schemas.microsoft.com/office/word/2023/wordml/word16du" xmlns:w16sdtdh="http://schemas.microsoft.com/office/word/2020/wordml/sdtdatahash" xmlns:w16sdtfl="http://schemas.microsoft.com/office/word/2024/wordml/sdtformatlock" xmlns:w16se="http://schemas.microsoft.com/office/word/2015/wordml/symex" xmlns:wpg="http://schemas.microsoft.com/office/word/2010/wordprocessingGroup" xmlns:wpi="http://schemas.microsoft.com/office/word/2010/wordprocessingInk" xmlns:wne="http://schemas.microsoft.com/office/word/2006/wordml" xmlns:wps="http://schemas.microsoft.com/office/word/2010/wordprocessingShape" mc:Ignorable="w14 w15 w16se w16cid w16 w16cex w16sdtdh w16sdtfl w16du wp14">
+  <w:p>
+    <w:pPr>
+      <w:pStyle w:val="Footer"/>
+    </w:pPr>
+  </w:p>
+</w:ftr>
+</file>
+
+<file path=word/footnotes.xml><?xml version="1.0" encoding="utf-8"?>
+<w:footnotes xmlns:wpc="http://schemas.microsoft.com/office/word/2010/wordprocessingCanvas" xmlns:cx="http://schemas.microsoft.com/office/drawing/2014/chartex" xmlns:cx1="http://schemas.microsoft.com/office/drawing/2015/9/8/chartex" xmlns:cx2="http://schemas.microsoft.com/office/drawing/2015/10/21/chartex" xmlns:cx3="http://schemas.microsoft.com/office/drawing/2016/5/9/chartex" xmlns:cx4="http://schemas.microsoft.com/office/drawing/2016/5/10/chartex" xmlns:cx5="http://schemas.microsoft.com/office/drawing/2016/5/11/chartex" xmlns:cx6="http://schemas.microsoft.com/office/drawing/2016/5/12/chartex" xmlns:cx7="http://schemas.microsoft.com/office/drawing/2016/5/13/chartex" xmlns:cx8="http://schemas.microsoft.com/office/drawing/2016/5/14/chartex" xmlns:mc="http://schemas.openxmlformats.org/markup-compatibility/2006" xmlns:aink="http://schemas.microsoft.com/office/drawing/2016/ink" xmlns:am3d="http://schemas.microsoft.com/office/drawing/2017/model3d" xmlns:o="urn:schemas-microsoft-com:office:office" xmlns:oel="http://schemas.microsoft.com/office/2019/extlst" xmlns:r="http://schemas.openxmlformats.org/officeDocument/2006/relationships" xmlns:m="http://schemas.openxmlformats.org/officeDocument/2006/math" xmlns:v="urn:schemas-microsoft-com:vml" xmlns:wp14="http://schemas.microsoft.com/office/word/2010/wordprocessingDrawing" xmlns:wp="http://schemas.openxmlformats.org/drawingml/2006/wordprocessingDrawing" xmlns:w10="urn:schemas-microsoft-com:office:word" xmlns:w="http://schemas.openxmlformats.org/wordprocessingml/2006/main" xmlns:w14="http://schemas.microsoft.com/office/word/2010/wordml" xmlns:w15="http://schemas.microsoft.com/office/word/2012/wordml" xmlns:w16cex="http://schemas.microsoft.com/office/word/2018/wordml/cex" xmlns:w16cid="http://schemas.microsoft.com/office/word/2016/wordml/cid" xmlns:w16="http://schemas.microsoft.com/office/word/2018/wordml" xmlns:w16du="http://schemas.microsoft.com/office/word/2023/wordml/word16du" xmlns:w16sdtdh="http://schemas.microsoft.com/office/word/2020/wordml/sdtdatahash" xmlns:w16sdtfl="http://schemas.microsoft.com/office/word/2024/wordml/sdtformatlock" xmlns:w16se="http://schemas.microsoft.com/office/word/2015/wordml/symex" xmlns:wpg="http://schemas.microsoft.com/office/word/2010/wordprocessingGroup" xmlns:wpi="http://schemas.microsoft.com/office/word/2010/wordprocessingInk" xmlns:wne="http://schemas.microsoft.com/office/word/2006/wordml" xmlns:wps="http://schemas.microsoft.com/office/word/2010/wordprocessingShape" mc:Ignorable="w14 w15 w16se w16cid w16 w16cex w16sdtdh w16sdtfl w16du wp14">
+  <w:footnote w:type="separator" w:id="-1">
+    <w:p>
+      <w:pPr>
+        <w:spacing w:after="0" w:line="240" w:lineRule="auto"/>
+      </w:pPr>
+      <w:r>
+        <w:separator/>
+      </w:r>
+    </w:p>
+  </w:footnote>
+  <w:footnote w:type="continuationSeparator" w:id="0">
+    <w:p>
+      <w:pPr>
+        <w:spacing w:after="0" w:line="240" w:lineRule="auto"/>
+      </w:pPr>
+      <w:r>
+        <w:continuationSeparator/>
+      </w:r>
+    </w:p>
+  </w:footnote>
+</w:footnotes>
+</file>
+
+<file path=word/header1.xml><?xml version="1.0" encoding="utf-8"?>
+<w:hdr xmlns:wpc="http://schemas.microsoft.com/office/word/2010/wordprocessingCanvas" xmlns:cx="http://schemas.microsoft.com/office/drawing/2014/chartex" xmlns:cx1="http://schemas.microsoft.com/office/drawing/2015/9/8/chartex" xmlns:cx2="http://schemas.microsoft.com/office/drawing/2015/10/21/chartex" xmlns:cx3="http://schemas.microsoft.com/office/drawing/2016/5/9/chartex" xmlns:cx4="http://schemas.microsoft.com/office/drawing/2016/5/10/chartex" xmlns:cx5="http://schemas.microsoft.com/office/drawing/2016/5/11/chartex" xmlns:cx6="http://schemas.microsoft.com/office/drawing/2016/5/12/chartex" xmlns:cx7="http://schemas.microsoft.com/office/drawing/2016/5/13/chartex" xmlns:cx8="http://schemas.microsoft.com/office/drawing/2016/5/14/chartex" xmlns:mc="http://schemas.openxmlformats.org/markup-compatibility/2006" xmlns:aink="http://schemas.microsoft.com/office/drawing/2016/ink" xmlns:am3d="http://schemas.microsoft.com/office/drawing/2017/model3d" xmlns:o="urn:schemas-microsoft-com:office:office" xmlns:oel="http://schemas.microsoft.com/office/2019/extlst" xmlns:r="http://schemas.openxmlformats.org/officeDocument/2006/relationships" xmlns:m="http://schemas.openxmlformats.org/officeDocument/2006/math" xmlns:v="urn:schemas-microsoft-com:vml" xmlns:wp14="http://schemas.microsoft.com/office/word/2010/wordprocessingDrawing" xmlns:wp="http://schemas.openxmlformats.org/drawingml/2006/wordprocessingDrawing" xmlns:w10="urn:schemas-microsoft-com:office:word" xmlns:w="http://schemas.openxmlformats.org/wordprocessingml/2006/main" xmlns:w14="http://schemas.microsoft.com/office/word/2010/wordml" xmlns:w15="http://schemas.microsoft.com/office/word/2012/wordml" xmlns:w16cex="http://schemas.microsoft.com/office/word/2018/wordml/cex" xmlns:w16cid="http://schemas.microsoft.com/office/word/2016/wordml/cid" xmlns:w16="http://schemas.microsoft.com/office/word/2018/wordml" xmlns:w16du="http://schemas.microsoft.com/office/word/2023/wordml/word16du" xmlns:w16sdtdh="http://schemas.microsoft.com/office/word/2020/wordml/sdtdatahash" xmlns:w16sdtfl="http://schemas.microsoft.com/office/word/2024/wordml/sdtformatlock" xmlns:w16se="http://schemas.microsoft.com/office/word/2015/wordml/symex" xmlns:wpg="http://schemas.microsoft.com/office/word/2010/wordprocessingGroup" xmlns:wpi="http://schemas.microsoft.com/office/word/2010/wordprocessingInk" xmlns:wne="http://schemas.microsoft.com/office/word/2006/wordml" xmlns:wps="http://schemas.microsoft.com/office/word/2010/wordprocessingShape" mc:Ignorable="w14 w15 w16se w16cid w16 w16cex w16sdtdh w16sdtfl w16du wp14">
+  <w:p>
+    <w:pPr>
+      <w:pStyle w:val="Header"/>
+    </w:pPr>
+  </w:p>
+</w:hdr>
+</file>
+
+<file path=word/header2.xml><?xml version="1.0" encoding="utf-8"?>
+<w:hdr xmlns:wpc="http://schemas.microsoft.com/office/word/2010/wordprocessingCanvas" xmlns:cx="http://schemas.microsoft.com/office/drawing/2014/chartex" xmlns:cx1="http://schemas.microsoft.com/office/drawing/2015/9/8/chartex" xmlns:cx2="http://schemas.microsoft.com/office/drawing/2015/10/21/chartex" xmlns:cx3="http://schemas.microsoft.com/office/drawing/2016/5/9/chartex" xmlns:cx4="http://schemas.microsoft.com/office/drawing/2016/5/10/chartex" xmlns:cx5="http://schemas.microsoft.com/office/drawing/2016/5/11/chartex" xmlns:cx6="http://schemas.microsoft.com/office/drawing/2016/5/12/chartex" xmlns:cx7="http://schemas.microsoft.com/office/drawing/2016/5/13/chartex" xmlns:cx8="http://schemas.microsoft.com/office/drawing/2016/5/14/chartex" xmlns:mc="http://schemas.openxmlformats.org/markup-compatibility/2006" xmlns:aink="http://schemas.microsoft.com/office/drawing/2016/ink" xmlns:am3d="http://schemas.microsoft.com/office/drawing/2017/model3d" xmlns:o="urn:schemas-microsoft-com:office:office" xmlns:oel="http://schemas.microsoft.com/office/2019/extlst" xmlns:r="http://schemas.openxmlformats.org/officeDocument/2006/relationships" xmlns:m="http://schemas.openxmlformats.org/officeDocument/2006/math" xmlns:v="urn:schemas-microsoft-com:vml" xmlns:wp14="http://schemas.microsoft.com/office/word/2010/wordprocessingDrawing" xmlns:wp="http://schemas.openxmlformats.org/drawingml/2006/wordprocessingDrawing" xmlns:w10="urn:schemas-microsoft-com:office:word" xmlns:w="http://schemas.openxmlformats.org/wordprocessingml/2006/main" xmlns:w14="http://schemas.microsoft.com/office/word/2010/wordml" xmlns:w15="http://schemas.microsoft.com/office/word/2012/wordml" xmlns:w16cex="http://schemas.microsoft.com/office/word/2018/wordml/cex" xmlns:w16cid="http://schemas.microsoft.com/office/word/2016/wordml/cid" xmlns:w16="http://schemas.microsoft.com/office/word/2018/wordml" xmlns:w16du="http://schemas.microsoft.com/office/word/2023/wordml/word16du" xmlns:w16sdtdh="http://schemas.microsoft.com/office/word/2020/wordml/sdtdatahash" xmlns:w16sdtfl="http://schemas.microsoft.com/office/word/2024/wordml/sdtformatlock" xmlns:w16se="http://schemas.microsoft.com/office/word/2015/wordml/symex" xmlns:wpg="http://schemas.microsoft.com/office/word/2010/wordprocessingGroup" xmlns:wpi="http://schemas.microsoft.com/office/word/2010/wordprocessingInk" xmlns:wne="http://schemas.microsoft.com/office/word/2006/wordml" xmlns:wps="http://schemas.microsoft.com/office/word/2010/wordprocessingShape" mc:Ignorable="w14 w15 w16se w16cid w16 w16cex w16sdtdh w16sdtfl w16du wp14">
+  <w:p>
+    <w:pPr>
+      <w:pStyle w:val="Header"/>
+    </w:pPr>
+  </w:p>
+</w:hdr>
+</file>
+
+<file path=word/header3.xml><?xml version="1.0" encoding="utf-8"?>
+<w:hdr xmlns:wpc="http://schemas.microsoft.com/office/word/2010/wordprocessingCanvas" xmlns:cx="http://schemas.microsoft.com/office/drawing/2014/chartex" xmlns:cx1="http://schemas.microsoft.com/office/drawing/2015/9/8/chartex" xmlns:cx2="http://schemas.microsoft.com/office/drawing/2015/10/21/chartex" xmlns:cx3="http://schemas.microsoft.com/office/drawing/2016/5/9/chartex" xmlns:cx4="http://schemas.microsoft.com/office/drawing/2016/5/10/chartex" xmlns:cx5="http://schemas.microsoft.com/office/drawing/2016/5/11/chartex" xmlns:cx6="http://schemas.microsoft.com/office/drawing/2016/5/12/chartex" xmlns:cx7="http://schemas.microsoft.com/office/drawing/2016/5/13/chartex" xmlns:cx8="http://schemas.microsoft.com/office/drawing/2016/5/14/chartex" xmlns:mc="http://schemas.openxmlformats.org/markup-compatibility/2006" xmlns:aink="http://schemas.microsoft.com/office/drawing/2016/ink" xmlns:am3d="http://schemas.microsoft.com/office/drawing/2017/model3d" xmlns:o="urn:schemas-microsoft-com:office:office" xmlns:oel="http://schemas.microsoft.com/office/2019/extlst" xmlns:r="http://schemas.openxmlformats.org/officeDocument/2006/relationships" xmlns:m="http://schemas.openxmlformats.org/officeDocument/2006/math" xmlns:v="urn:schemas-microsoft-com:vml" xmlns:wp14="http://schemas.microsoft.com/office/word/2010/wordprocessingDrawing" xmlns:wp="http://schemas.openxmlformats.org/drawingml/2006/wordprocessingDrawing" xmlns:w10="urn:schemas-microsoft-com:office:word" xmlns:w="http://schemas.openxmlformats.org/wordprocessingml/2006/main" xmlns:w14="http://schemas.microsoft.com/office/word/2010/wordml" xmlns:w15="http://schemas.microsoft.com/office/word/2012/wordml" xmlns:w16cex="http://schemas.microsoft.com/office/word/2018/wordml/cex" xmlns:w16cid="http://schemas.microsoft.com/office/word/2016/wordml/cid" xmlns:w16="http://schemas.microsoft.com/office/word/2018/wordml" xmlns:w16du="http://schemas.microsoft.com/office/word/2023/wordml/word16du" xmlns:w16sdtdh="http://schemas.microsoft.com/office/word/2020/wordml/sdtdatahash" xmlns:w16sdtfl="http://schemas.microsoft.com/office/word/2024/wordml/sdtformatlock" xmlns:w16se="http://schemas.microsoft.com/office/word/2015/wordml/symex" xmlns:wpg="http://schemas.microsoft.com/office/word/2010/wordprocessingGroup" xmlns:wpi="http://schemas.microsoft.com/office/word/2010/wordprocessingInk" xmlns:wne="http://schemas.microsoft.com/office/word/2006/wordml" xmlns:wps="http://schemas.microsoft.com/office/word/2010/wordprocessingShape" mc:Ignorable="w14 w15 w16se w16cid w16 w16cex w16sdtdh w16sdtfl w16du wp14">
+  <w:p>
+    <w:pPr>
+      <w:pStyle w:val="Header"/>
+    </w:pPr>
+  </w:p>
+</w:hdr>
 </file>
 
 <file path=word/numbering.xml><?xml version="1.0" encoding="utf-8"?>
@@ -5713,6 +4971,7 @@
   <w:style w:type="character" w:default="1" w:styleId="DefaultParagraphFont">
     <w:name w:val="Default Paragraph Font"/>
     <w:uiPriority w:val="1"/>
+    <w:semiHidden/>
     <w:unhideWhenUsed/>
   </w:style>
   <w:style w:type="table" w:default="1" w:styleId="TableNormal">
@@ -6049,6 +5308,50 @@
       <w:shd w:val="clear" w:color="auto" w:fill="E1DFDD"/>
     </w:rPr>
   </w:style>
+  <w:style w:type="paragraph" w:styleId="Header">
+    <w:name w:val="header"/>
+    <w:basedOn w:val="Normal"/>
+    <w:link w:val="HeaderChar"/>
+    <w:uiPriority w:val="99"/>
+    <w:unhideWhenUsed/>
+    <w:rsid w:val="00B6054F"/>
+    <w:pPr>
+      <w:tabs>
+        <w:tab w:val="center" w:pos="4513"/>
+        <w:tab w:val="right" w:pos="9026"/>
+      </w:tabs>
+      <w:spacing w:after="0" w:line="240" w:lineRule="auto"/>
+    </w:pPr>
+  </w:style>
+  <w:style w:type="character" w:customStyle="1" w:styleId="HeaderChar">
+    <w:name w:val="Header Char"/>
+    <w:basedOn w:val="DefaultParagraphFont"/>
+    <w:link w:val="Header"/>
+    <w:uiPriority w:val="99"/>
+    <w:rsid w:val="00B6054F"/>
+  </w:style>
+  <w:style w:type="paragraph" w:styleId="Footer">
+    <w:name w:val="footer"/>
+    <w:basedOn w:val="Normal"/>
+    <w:link w:val="FooterChar"/>
+    <w:uiPriority w:val="99"/>
+    <w:unhideWhenUsed/>
+    <w:rsid w:val="00B6054F"/>
+    <w:pPr>
+      <w:tabs>
+        <w:tab w:val="center" w:pos="4513"/>
+        <w:tab w:val="right" w:pos="9026"/>
+      </w:tabs>
+      <w:spacing w:after="0" w:line="240" w:lineRule="auto"/>
+    </w:pPr>
+  </w:style>
+  <w:style w:type="character" w:customStyle="1" w:styleId="FooterChar">
+    <w:name w:val="Footer Char"/>
+    <w:basedOn w:val="DefaultParagraphFont"/>
+    <w:link w:val="Footer"/>
+    <w:uiPriority w:val="99"/>
+    <w:rsid w:val="00B6054F"/>
+  </w:style>
 </w:styles>
 </file>
 
